--- a/Практическая работа 28.docx
+++ b/Практическая работа 28.docx
@@ -1,6 +1,6 @@
 
 <file path=word/document.xml><?xml version="1.0" encoding="utf-8"?>
-<w:document xmlns:wpc="http://schemas.microsoft.com/office/word/2010/wordprocessingCanvas" xmlns:cx="http://schemas.microsoft.com/office/drawing/2014/chartex" xmlns:cx1="http://schemas.microsoft.com/office/drawing/2015/9/8/chartex" xmlns:cx2="http://schemas.microsoft.com/office/drawing/2015/10/21/chartex" xmlns:cx3="http://schemas.microsoft.com/office/drawing/2016/5/9/chartex" xmlns:cx4="http://schemas.microsoft.com/office/drawing/2016/5/10/chartex" xmlns:cx5="http://schemas.microsoft.com/office/drawing/2016/5/11/chartex" xmlns:cx6="http://schemas.microsoft.com/office/drawing/2016/5/12/chartex" xmlns:cx7="http://schemas.microsoft.com/office/drawing/2016/5/13/chartex" xmlns:cx8="http://schemas.microsoft.com/office/drawing/2016/5/14/chartex" xmlns:mc="http://schemas.openxmlformats.org/markup-compatibility/2006" xmlns:aink="http://schemas.microsoft.com/office/drawing/2016/ink" xmlns:am3d="http://schemas.microsoft.com/office/drawing/2017/model3d" xmlns:o="urn:schemas-microsoft-com:office:office" xmlns:oel="http://schemas.microsoft.com/office/2019/extlst" xmlns:r="http://schemas.openxmlformats.org/officeDocument/2006/relationships" xmlns:m="http://schemas.openxmlformats.org/officeDocument/2006/math" xmlns:v="urn:schemas-microsoft-com:vml" xmlns:wp14="http://schemas.microsoft.com/office/word/2010/wordprocessingDrawing" xmlns:wp="http://schemas.openxmlformats.org/drawingml/2006/wordprocessingDrawing" xmlns:w10="urn:schemas-microsoft-com:office:word" xmlns:w="http://schemas.openxmlformats.org/wordprocessingml/2006/main" xmlns:w14="http://schemas.microsoft.com/office/word/2010/wordml" xmlns:w15="http://schemas.microsoft.com/office/word/2012/wordml" xmlns:w16cex="http://schemas.microsoft.com/office/word/2018/wordml/cex" xmlns:w16cid="http://schemas.microsoft.com/office/word/2016/wordml/cid" xmlns:w16="http://schemas.microsoft.com/office/word/2018/wordml" xmlns:w16sdtdh="http://schemas.microsoft.com/office/word/2020/wordml/sdtdatahash" xmlns:w16se="http://schemas.microsoft.com/office/word/2015/wordml/symex" xmlns:wpg="http://schemas.microsoft.com/office/word/2010/wordprocessingGroup" xmlns:wpi="http://schemas.microsoft.com/office/word/2010/wordprocessingInk" xmlns:wne="http://schemas.microsoft.com/office/word/2006/wordml" xmlns:wps="http://schemas.microsoft.com/office/word/2010/wordprocessingShape" mc:Ignorable="w14 w15 w16se w16cid w16 w16cex w16sdtdh wp14">
+<w:document xmlns:wpc="http://schemas.microsoft.com/office/word/2010/wordprocessingCanvas" xmlns:cx="http://schemas.microsoft.com/office/drawing/2014/chartex" xmlns:cx1="http://schemas.microsoft.com/office/drawing/2015/9/8/chartex" xmlns:cx2="http://schemas.microsoft.com/office/drawing/2015/10/21/chartex" xmlns:cx3="http://schemas.microsoft.com/office/drawing/2016/5/9/chartex" xmlns:cx4="http://schemas.microsoft.com/office/drawing/2016/5/10/chartex" xmlns:cx5="http://schemas.microsoft.com/office/drawing/2016/5/11/chartex" xmlns:cx6="http://schemas.microsoft.com/office/drawing/2016/5/12/chartex" xmlns:cx7="http://schemas.microsoft.com/office/drawing/2016/5/13/chartex" xmlns:cx8="http://schemas.microsoft.com/office/drawing/2016/5/14/chartex" xmlns:mc="http://schemas.openxmlformats.org/markup-compatibility/2006" xmlns:aink="http://schemas.microsoft.com/office/drawing/2016/ink" xmlns:am3d="http://schemas.microsoft.com/office/drawing/2017/model3d" xmlns:o="urn:schemas-microsoft-com:office:office" xmlns:r="http://schemas.openxmlformats.org/officeDocument/2006/relationships" xmlns:m="http://schemas.openxmlformats.org/officeDocument/2006/math" xmlns:v="urn:schemas-microsoft-com:vml" xmlns:wp14="http://schemas.microsoft.com/office/word/2010/wordprocessingDrawing" xmlns:wp="http://schemas.openxmlformats.org/drawingml/2006/wordprocessingDrawing" xmlns:w10="urn:schemas-microsoft-com:office:word" xmlns:w="http://schemas.openxmlformats.org/wordprocessingml/2006/main" xmlns:w14="http://schemas.microsoft.com/office/word/2010/wordml" xmlns:w15="http://schemas.microsoft.com/office/word/2012/wordml" xmlns:w16cex="http://schemas.microsoft.com/office/word/2018/wordml/cex" xmlns:w16cid="http://schemas.microsoft.com/office/word/2016/wordml/cid" xmlns:w16="http://schemas.microsoft.com/office/word/2018/wordml" xmlns:w16sdtdh="http://schemas.microsoft.com/office/word/2020/wordml/sdtdatahash" xmlns:w16se="http://schemas.microsoft.com/office/word/2015/wordml/symex" xmlns:wpg="http://schemas.microsoft.com/office/word/2010/wordprocessingGroup" xmlns:wpi="http://schemas.microsoft.com/office/word/2010/wordprocessingInk" xmlns:wne="http://schemas.microsoft.com/office/word/2006/wordml" xmlns:wps="http://schemas.microsoft.com/office/word/2010/wordprocessingShape" mc:Ignorable="w14 w15 w16se w16cid w16 w16cex w16sdtdh wp14">
   <w:body>
     <w:p>
       <w:pPr>
@@ -132,7 +132,23 @@
           <w:color w:val="107C10"/>
           <w:lang w:val="ru-RU"/>
         </w:rPr>
-        <w:t>Разработать комплексный набор тестов для приложения RecipeSearchApp (из ПР № 27), охватывающий unit-тестирование всех сервисов, integration-тестирование базы данных, настройку CI/CD через GitHub Actions и анализ покрытия кода. Применить методологию Test-Driven Development (TDD) для добавления нового функционала. Проект должен демонстрировать использование паттерна Arrange-Act-Assert, моков для изоляции зависимостей, integration-тестов для проверки работы с SQLite, автоматического запуска тестов при каждом коммите и генерации отчётов о покрытии кода.</w:t>
+        <w:t xml:space="preserve">Разработать комплексный набор тестов для приложения RecipeSearchApp (из ПР № 27), охватывающий unit-тестирование всех сервисов, </w:t>
+      </w:r>
+      <w:r>
+        <w:rPr>
+          <w:noProof/>
+          <w:color w:val="107C10"/>
+          <w:lang w:val="ru-RU"/>
+        </w:rPr>
+        <w:t>integration-тестирование базы данных, настройку CI/CD через GitHub Actions и анализ покрытия кода. Применить методологию Test-Driven Development (TDD) для добавления нового функционала. Проект должен демонстрировать использование паттерна Arrange-Act-Asser</w:t>
+      </w:r>
+      <w:r>
+        <w:rPr>
+          <w:noProof/>
+          <w:color w:val="107C10"/>
+          <w:lang w:val="ru-RU"/>
+        </w:rPr>
+        <w:t>t, моков для изоляции зависимостей, integration-тестов для проверки работы с SQLite, автоматического запуска тестов при каждом коммите и генерации отчётов о покрытии кода.</w:t>
       </w:r>
     </w:p>
     <w:p>
@@ -199,7 +215,16 @@
                 <w:noProof/>
                 <w:lang w:val="en-US"/>
               </w:rPr>
-              <w:t>🎯 Ключевые концепции</w:t>
+              <w:t>🎯</w:t>
+            </w:r>
+            <w:r>
+              <w:rPr>
+                <w:b/>
+                <w:bCs/>
+                <w:noProof/>
+                <w:lang w:val="en-US"/>
+              </w:rPr>
+              <w:t xml:space="preserve"> Ключевые концепции</w:t>
             </w:r>
           </w:p>
         </w:tc>
@@ -694,7 +719,16 @@
                 <w:noProof/>
                 <w:lang w:val="en-US"/>
               </w:rPr>
-              <w:t>📝 Действия в Visual Studio 2026</w:t>
+              <w:t>📝</w:t>
+            </w:r>
+            <w:r>
+              <w:rPr>
+                <w:b/>
+                <w:bCs/>
+                <w:noProof/>
+                <w:lang w:val="en-US"/>
+              </w:rPr>
+              <w:t xml:space="preserve"> Действия в Visual Studio 2026</w:t>
             </w:r>
           </w:p>
         </w:tc>
@@ -888,14 +922,14 @@
         <w:rPr>
           <w:rFonts w:ascii="Segoe UI Emoji" w:hAnsi="Segoe UI Emoji" w:cs="Segoe UI Emoji"/>
           <w:noProof/>
-          <w:lang w:val="en-US"/>
+          <w:lang w:val="ru-RU"/>
         </w:rPr>
       </w:pPr>
       <w:r>
         <w:rPr>
           <w:rFonts w:ascii="Calibri" w:hAnsi="Calibri" w:cs="Calibri"/>
           <w:noProof/>
-          <w:lang w:val="en-US"/>
+          <w:lang w:val="ru-RU"/>
         </w:rPr>
         <w:t>Установите</w:t>
       </w:r>
@@ -903,7 +937,7 @@
         <w:rPr>
           <w:rFonts w:ascii="Segoe UI Emoji" w:hAnsi="Segoe UI Emoji" w:cs="Segoe UI Emoji"/>
           <w:noProof/>
-          <w:lang w:val="en-US"/>
+          <w:lang w:val="ru-RU"/>
         </w:rPr>
         <w:t xml:space="preserve"> </w:t>
       </w:r>
@@ -911,7 +945,7 @@
         <w:rPr>
           <w:rFonts w:ascii="Calibri" w:hAnsi="Calibri" w:cs="Calibri"/>
           <w:noProof/>
-          <w:lang w:val="en-US"/>
+          <w:lang w:val="ru-RU"/>
         </w:rPr>
         <w:t>необходимые</w:t>
       </w:r>
@@ -919,15 +953,31 @@
         <w:rPr>
           <w:rFonts w:ascii="Segoe UI Emoji" w:hAnsi="Segoe UI Emoji" w:cs="Segoe UI Emoji"/>
           <w:noProof/>
-          <w:lang w:val="en-US"/>
-        </w:rPr>
-        <w:t xml:space="preserve"> NuGet </w:t>
+          <w:lang w:val="ru-RU"/>
+        </w:rPr>
+        <w:t xml:space="preserve"> </w:t>
+      </w:r>
+      <w:r>
+        <w:rPr>
+          <w:rFonts w:ascii="Segoe UI Emoji" w:hAnsi="Segoe UI Emoji" w:cs="Segoe UI Emoji"/>
+          <w:noProof/>
+          <w:lang w:val="en-US"/>
+        </w:rPr>
+        <w:t>NuGet</w:t>
+      </w:r>
+      <w:r>
+        <w:rPr>
+          <w:rFonts w:ascii="Segoe UI Emoji" w:hAnsi="Segoe UI Emoji" w:cs="Segoe UI Emoji"/>
+          <w:noProof/>
+          <w:lang w:val="ru-RU"/>
+        </w:rPr>
+        <w:t xml:space="preserve"> </w:t>
       </w:r>
       <w:r>
         <w:rPr>
           <w:rFonts w:ascii="Calibri" w:hAnsi="Calibri" w:cs="Calibri"/>
           <w:noProof/>
-          <w:lang w:val="en-US"/>
+          <w:lang w:val="ru-RU"/>
         </w:rPr>
         <w:t>пакеты</w:t>
       </w:r>
@@ -935,7 +985,7 @@
         <w:rPr>
           <w:rFonts w:ascii="Segoe UI Emoji" w:hAnsi="Segoe UI Emoji" w:cs="Segoe UI Emoji"/>
           <w:noProof/>
-          <w:lang w:val="en-US"/>
+          <w:lang w:val="ru-RU"/>
         </w:rPr>
         <w:t xml:space="preserve"> </w:t>
       </w:r>
@@ -943,7 +993,7 @@
         <w:rPr>
           <w:rFonts w:ascii="Calibri" w:hAnsi="Calibri" w:cs="Calibri"/>
           <w:noProof/>
-          <w:lang w:val="en-US"/>
+          <w:lang w:val="ru-RU"/>
         </w:rPr>
         <w:t>в</w:t>
       </w:r>
@@ -951,9 +1001,41 @@
         <w:rPr>
           <w:rFonts w:ascii="Segoe UI Emoji" w:hAnsi="Segoe UI Emoji" w:cs="Segoe UI Emoji"/>
           <w:noProof/>
-          <w:lang w:val="en-US"/>
-        </w:rPr>
-        <w:t xml:space="preserve"> RecipeSearchApp.Tests:</w:t>
+          <w:lang w:val="ru-RU"/>
+        </w:rPr>
+        <w:t xml:space="preserve"> </w:t>
+      </w:r>
+      <w:r>
+        <w:rPr>
+          <w:rFonts w:ascii="Segoe UI Emoji" w:hAnsi="Segoe UI Emoji" w:cs="Segoe UI Emoji"/>
+          <w:noProof/>
+          <w:lang w:val="en-US"/>
+        </w:rPr>
+        <w:t>RecipeSearchApp</w:t>
+      </w:r>
+      <w:r>
+        <w:rPr>
+          <w:rFonts w:ascii="Segoe UI Emoji" w:hAnsi="Segoe UI Emoji" w:cs="Segoe UI Emoji"/>
+          <w:noProof/>
+          <w:lang w:val="ru-RU"/>
+        </w:rPr>
+        <w:t>.</w:t>
+      </w:r>
+      <w:r>
+        <w:rPr>
+          <w:rFonts w:ascii="Segoe UI Emoji" w:hAnsi="Segoe UI Emoji" w:cs="Segoe UI Emoji"/>
+          <w:noProof/>
+          <w:lang w:val="en-US"/>
+        </w:rPr>
+        <w:t>Tests</w:t>
+      </w:r>
+      <w:r>
+        <w:rPr>
+          <w:rFonts w:ascii="Segoe UI Emoji" w:hAnsi="Segoe UI Emoji" w:cs="Segoe UI Emoji"/>
+          <w:noProof/>
+          <w:lang w:val="ru-RU"/>
+        </w:rPr>
+        <w:t>:</w:t>
       </w:r>
     </w:p>
     <w:p>
@@ -1301,7 +1383,15 @@
           <w:lang w:val="en-US"/>
         </w:rPr>
         <w:lastRenderedPageBreak/>
-        <w:t>Создайте файл Services/TrieTests.cs:</w:t>
+        <w:t>Создайте фай</w:t>
+      </w:r>
+      <w:r>
+        <w:rPr>
+          <w:rFonts w:ascii="Calibri" w:hAnsi="Calibri" w:cs="Calibri"/>
+          <w:noProof/>
+          <w:lang w:val="en-US"/>
+        </w:rPr>
+        <w:t>л Services/TrieTests.cs:</w:t>
       </w:r>
     </w:p>
     <w:p>
@@ -4786,7 +4876,16 @@
                 <w:noProof/>
                 <w:lang w:val="en-US"/>
               </w:rPr>
-              <w:t>📌 Паттерн Arrange-Act-Assert</w:t>
+              <w:t>📌</w:t>
+            </w:r>
+            <w:r>
+              <w:rPr>
+                <w:b/>
+                <w:bCs/>
+                <w:noProof/>
+                <w:lang w:val="en-US"/>
+              </w:rPr>
+              <w:t xml:space="preserve"> Паттерн Arrange-Act-Assert</w:t>
             </w:r>
           </w:p>
         </w:tc>
@@ -5946,81 +6045,169 @@
           <w:color w:val="C8D3F5"/>
           <w:sz w:val="20"/>
           <w:szCs w:val="20"/>
-          <w:lang w:val="en-US"/>
-        </w:rPr>
-      </w:pPr>
-      <w:r>
-        <w:rPr>
-          <w:rFonts w:ascii="Courier New" w:eastAsia="Courier New" w:hAnsi="Courier New" w:cs="Courier New"/>
-          <w:noProof/>
-          <w:color w:val="C8D3F5"/>
-          <w:sz w:val="20"/>
-          <w:szCs w:val="20"/>
-          <w:lang w:val="en-US"/>
-        </w:rPr>
-        <w:t xml:space="preserve">            // Assert (может быть false, но не гарантированно)</w:t>
-      </w:r>
-    </w:p>
-    <w:p>
-      <w:pPr>
-        <w:pBdr>
-          <w:left w:val="single" w:sz="4" w:space="0" w:color="4A90D9"/>
-          <w:bottom w:val="single" w:sz="4" w:space="0" w:color="4A90D9"/>
-          <w:right w:val="single" w:sz="4" w:space="0" w:color="4A90D9"/>
-        </w:pBdr>
-        <w:shd w:val="clear" w:color="auto" w:fill="1E2030"/>
-        <w:spacing w:line="200" w:lineRule="exact"/>
-        <w:ind w:right="27"/>
-        <w:rPr>
-          <w:rFonts w:ascii="Courier New" w:eastAsia="Courier New" w:hAnsi="Courier New" w:cs="Courier New"/>
-          <w:noProof/>
-          <w:color w:val="C8D3F5"/>
-          <w:sz w:val="20"/>
-          <w:szCs w:val="20"/>
-          <w:lang w:val="en-US"/>
-        </w:rPr>
-      </w:pPr>
-      <w:r>
-        <w:rPr>
-          <w:rFonts w:ascii="Courier New" w:eastAsia="Courier New" w:hAnsi="Courier New" w:cs="Courier New"/>
-          <w:noProof/>
-          <w:color w:val="C8D3F5"/>
-          <w:sz w:val="20"/>
-          <w:szCs w:val="20"/>
-          <w:lang w:val="en-US"/>
-        </w:rPr>
-        <w:t xml:space="preserve">            // Bloom фильтр не даёт ложноотрицательных результатов</w:t>
-      </w:r>
-    </w:p>
-    <w:p>
-      <w:pPr>
-        <w:pBdr>
-          <w:left w:val="single" w:sz="4" w:space="0" w:color="4A90D9"/>
-          <w:bottom w:val="single" w:sz="4" w:space="0" w:color="4A90D9"/>
-          <w:right w:val="single" w:sz="4" w:space="0" w:color="4A90D9"/>
-        </w:pBdr>
-        <w:shd w:val="clear" w:color="auto" w:fill="1E2030"/>
-        <w:spacing w:line="200" w:lineRule="exact"/>
-        <w:ind w:right="27"/>
-        <w:rPr>
-          <w:rFonts w:ascii="Courier New" w:eastAsia="Courier New" w:hAnsi="Courier New" w:cs="Courier New"/>
-          <w:noProof/>
-          <w:color w:val="C8D3F5"/>
-          <w:sz w:val="20"/>
-          <w:szCs w:val="20"/>
-          <w:lang w:val="en-US"/>
-        </w:rPr>
-      </w:pPr>
-      <w:r>
-        <w:rPr>
-          <w:rFonts w:ascii="Courier New" w:eastAsia="Courier New" w:hAnsi="Courier New" w:cs="Courier New"/>
-          <w:noProof/>
-          <w:color w:val="C8D3F5"/>
-          <w:sz w:val="20"/>
-          <w:szCs w:val="20"/>
-          <w:lang w:val="en-US"/>
-        </w:rPr>
-        <w:t xml:space="preserve">            result.Should().BeFalse();</w:t>
+          <w:lang w:val="ru-RU"/>
+        </w:rPr>
+      </w:pPr>
+      <w:r>
+        <w:rPr>
+          <w:rFonts w:ascii="Courier New" w:eastAsia="Courier New" w:hAnsi="Courier New" w:cs="Courier New"/>
+          <w:noProof/>
+          <w:color w:val="C8D3F5"/>
+          <w:sz w:val="20"/>
+          <w:szCs w:val="20"/>
+          <w:lang w:val="en-US"/>
+        </w:rPr>
+        <w:t xml:space="preserve">            </w:t>
+      </w:r>
+      <w:r>
+        <w:rPr>
+          <w:rFonts w:ascii="Courier New" w:eastAsia="Courier New" w:hAnsi="Courier New" w:cs="Courier New"/>
+          <w:noProof/>
+          <w:color w:val="C8D3F5"/>
+          <w:sz w:val="20"/>
+          <w:szCs w:val="20"/>
+          <w:lang w:val="ru-RU"/>
+        </w:rPr>
+        <w:t xml:space="preserve">// </w:t>
+      </w:r>
+      <w:r>
+        <w:rPr>
+          <w:rFonts w:ascii="Courier New" w:eastAsia="Courier New" w:hAnsi="Courier New" w:cs="Courier New"/>
+          <w:noProof/>
+          <w:color w:val="C8D3F5"/>
+          <w:sz w:val="20"/>
+          <w:szCs w:val="20"/>
+          <w:lang w:val="en-US"/>
+        </w:rPr>
+        <w:t>Assert</w:t>
+      </w:r>
+      <w:r>
+        <w:rPr>
+          <w:rFonts w:ascii="Courier New" w:eastAsia="Courier New" w:hAnsi="Courier New" w:cs="Courier New"/>
+          <w:noProof/>
+          <w:color w:val="C8D3F5"/>
+          <w:sz w:val="20"/>
+          <w:szCs w:val="20"/>
+          <w:lang w:val="ru-RU"/>
+        </w:rPr>
+        <w:t xml:space="preserve"> (может быть </w:t>
+      </w:r>
+      <w:r>
+        <w:rPr>
+          <w:rFonts w:ascii="Courier New" w:eastAsia="Courier New" w:hAnsi="Courier New" w:cs="Courier New"/>
+          <w:noProof/>
+          <w:color w:val="C8D3F5"/>
+          <w:sz w:val="20"/>
+          <w:szCs w:val="20"/>
+          <w:lang w:val="en-US"/>
+        </w:rPr>
+        <w:t>false</w:t>
+      </w:r>
+      <w:r>
+        <w:rPr>
+          <w:rFonts w:ascii="Courier New" w:eastAsia="Courier New" w:hAnsi="Courier New" w:cs="Courier New"/>
+          <w:noProof/>
+          <w:color w:val="C8D3F5"/>
+          <w:sz w:val="20"/>
+          <w:szCs w:val="20"/>
+          <w:lang w:val="ru-RU"/>
+        </w:rPr>
+        <w:t>, но не гарантированно)</w:t>
+      </w:r>
+    </w:p>
+    <w:p>
+      <w:pPr>
+        <w:pBdr>
+          <w:left w:val="single" w:sz="4" w:space="0" w:color="4A90D9"/>
+          <w:bottom w:val="single" w:sz="4" w:space="0" w:color="4A90D9"/>
+          <w:right w:val="single" w:sz="4" w:space="0" w:color="4A90D9"/>
+        </w:pBdr>
+        <w:shd w:val="clear" w:color="auto" w:fill="1E2030"/>
+        <w:spacing w:line="200" w:lineRule="exact"/>
+        <w:ind w:right="27"/>
+        <w:rPr>
+          <w:rFonts w:ascii="Courier New" w:eastAsia="Courier New" w:hAnsi="Courier New" w:cs="Courier New"/>
+          <w:noProof/>
+          <w:color w:val="C8D3F5"/>
+          <w:sz w:val="20"/>
+          <w:szCs w:val="20"/>
+          <w:lang w:val="ru-RU"/>
+        </w:rPr>
+      </w:pPr>
+      <w:r>
+        <w:rPr>
+          <w:rFonts w:ascii="Courier New" w:eastAsia="Courier New" w:hAnsi="Courier New" w:cs="Courier New"/>
+          <w:noProof/>
+          <w:color w:val="C8D3F5"/>
+          <w:sz w:val="20"/>
+          <w:szCs w:val="20"/>
+          <w:lang w:val="ru-RU"/>
+        </w:rPr>
+        <w:t xml:space="preserve">            // </w:t>
+      </w:r>
+      <w:r>
+        <w:rPr>
+          <w:rFonts w:ascii="Courier New" w:eastAsia="Courier New" w:hAnsi="Courier New" w:cs="Courier New"/>
+          <w:noProof/>
+          <w:color w:val="C8D3F5"/>
+          <w:sz w:val="20"/>
+          <w:szCs w:val="20"/>
+          <w:lang w:val="en-US"/>
+        </w:rPr>
+        <w:t>Bloom</w:t>
+      </w:r>
+      <w:r>
+        <w:rPr>
+          <w:rFonts w:ascii="Courier New" w:eastAsia="Courier New" w:hAnsi="Courier New" w:cs="Courier New"/>
+          <w:noProof/>
+          <w:color w:val="C8D3F5"/>
+          <w:sz w:val="20"/>
+          <w:szCs w:val="20"/>
+          <w:lang w:val="ru-RU"/>
+        </w:rPr>
+        <w:t xml:space="preserve"> фильтр не даёт ложноотрицательных результатов</w:t>
+      </w:r>
+    </w:p>
+    <w:p>
+      <w:pPr>
+        <w:pBdr>
+          <w:left w:val="single" w:sz="4" w:space="0" w:color="4A90D9"/>
+          <w:bottom w:val="single" w:sz="4" w:space="0" w:color="4A90D9"/>
+          <w:right w:val="single" w:sz="4" w:space="0" w:color="4A90D9"/>
+        </w:pBdr>
+        <w:shd w:val="clear" w:color="auto" w:fill="1E2030"/>
+        <w:spacing w:line="200" w:lineRule="exact"/>
+        <w:ind w:right="27"/>
+        <w:rPr>
+          <w:rFonts w:ascii="Courier New" w:eastAsia="Courier New" w:hAnsi="Courier New" w:cs="Courier New"/>
+          <w:noProof/>
+          <w:color w:val="C8D3F5"/>
+          <w:sz w:val="20"/>
+          <w:szCs w:val="20"/>
+          <w:lang w:val="en-US"/>
+        </w:rPr>
+      </w:pPr>
+      <w:r>
+        <w:rPr>
+          <w:rFonts w:ascii="Courier New" w:eastAsia="Courier New" w:hAnsi="Courier New" w:cs="Courier New"/>
+          <w:noProof/>
+          <w:color w:val="C8D3F5"/>
+          <w:sz w:val="20"/>
+          <w:szCs w:val="20"/>
+          <w:lang w:val="ru-RU"/>
+        </w:rPr>
+        <w:t xml:space="preserve">            </w:t>
+      </w:r>
+      <w:r>
+        <w:rPr>
+          <w:rFonts w:ascii="Courier New" w:eastAsia="Courier New" w:hAnsi="Courier New" w:cs="Courier New"/>
+          <w:noProof/>
+          <w:color w:val="C8D3F5"/>
+          <w:sz w:val="20"/>
+          <w:szCs w:val="20"/>
+          <w:lang w:val="en-US"/>
+        </w:rPr>
+        <w:t>result.Should().BeFalse();</w:t>
       </w:r>
     </w:p>
     <w:p>
@@ -7604,101 +7791,189 @@
           <w:color w:val="C8D3F5"/>
           <w:sz w:val="20"/>
           <w:szCs w:val="20"/>
-          <w:lang w:val="en-US"/>
-        </w:rPr>
-      </w:pPr>
-      <w:r>
-        <w:rPr>
-          <w:rFonts w:ascii="Courier New" w:eastAsia="Courier New" w:hAnsi="Courier New" w:cs="Courier New"/>
-          <w:noProof/>
-          <w:color w:val="C8D3F5"/>
-          <w:sz w:val="20"/>
-          <w:szCs w:val="20"/>
-          <w:lang w:val="en-US"/>
-        </w:rPr>
-        <w:t xml:space="preserve">                filter.Add(item);</w:t>
-      </w:r>
-    </w:p>
-    <w:p>
-      <w:pPr>
-        <w:pBdr>
-          <w:left w:val="single" w:sz="4" w:space="0" w:color="4A90D9"/>
-          <w:bottom w:val="single" w:sz="4" w:space="0" w:color="4A90D9"/>
-          <w:right w:val="single" w:sz="4" w:space="0" w:color="4A90D9"/>
-        </w:pBdr>
-        <w:shd w:val="clear" w:color="auto" w:fill="1E2030"/>
-        <w:spacing w:line="200" w:lineRule="exact"/>
-        <w:ind w:right="27"/>
-        <w:rPr>
-          <w:rFonts w:ascii="Courier New" w:eastAsia="Courier New" w:hAnsi="Courier New" w:cs="Courier New"/>
-          <w:noProof/>
-          <w:color w:val="C8D3F5"/>
-          <w:sz w:val="20"/>
-          <w:szCs w:val="20"/>
-          <w:lang w:val="en-US"/>
-        </w:rPr>
-      </w:pPr>
-    </w:p>
-    <w:p>
-      <w:pPr>
-        <w:pBdr>
-          <w:left w:val="single" w:sz="4" w:space="0" w:color="4A90D9"/>
-          <w:bottom w:val="single" w:sz="4" w:space="0" w:color="4A90D9"/>
-          <w:right w:val="single" w:sz="4" w:space="0" w:color="4A90D9"/>
-        </w:pBdr>
-        <w:shd w:val="clear" w:color="auto" w:fill="1E2030"/>
-        <w:spacing w:line="200" w:lineRule="exact"/>
-        <w:ind w:right="27"/>
-        <w:rPr>
-          <w:rFonts w:ascii="Courier New" w:eastAsia="Courier New" w:hAnsi="Courier New" w:cs="Courier New"/>
-          <w:noProof/>
-          <w:color w:val="C8D3F5"/>
-          <w:sz w:val="20"/>
-          <w:szCs w:val="20"/>
-          <w:lang w:val="en-US"/>
-        </w:rPr>
-      </w:pPr>
-      <w:r>
-        <w:rPr>
-          <w:rFonts w:ascii="Courier New" w:eastAsia="Courier New" w:hAnsi="Courier New" w:cs="Courier New"/>
-          <w:noProof/>
-          <w:color w:val="C8D3F5"/>
-          <w:sz w:val="20"/>
-          <w:szCs w:val="20"/>
-          <w:lang w:val="en-US"/>
-        </w:rPr>
-        <w:t xml:space="preserve">            // Act - проверяем 100 случайных слов, которых нет</w:t>
-      </w:r>
-    </w:p>
-    <w:p>
-      <w:pPr>
-        <w:pBdr>
-          <w:left w:val="single" w:sz="4" w:space="0" w:color="4A90D9"/>
-          <w:bottom w:val="single" w:sz="4" w:space="0" w:color="4A90D9"/>
-          <w:right w:val="single" w:sz="4" w:space="0" w:color="4A90D9"/>
-        </w:pBdr>
-        <w:shd w:val="clear" w:color="auto" w:fill="1E2030"/>
-        <w:spacing w:line="200" w:lineRule="exact"/>
-        <w:ind w:right="27"/>
-        <w:rPr>
-          <w:rFonts w:ascii="Courier New" w:eastAsia="Courier New" w:hAnsi="Courier New" w:cs="Courier New"/>
-          <w:noProof/>
-          <w:color w:val="C8D3F5"/>
-          <w:sz w:val="20"/>
-          <w:szCs w:val="20"/>
-          <w:lang w:val="en-US"/>
-        </w:rPr>
-      </w:pPr>
-      <w:r>
-        <w:rPr>
-          <w:rFonts w:ascii="Courier New" w:eastAsia="Courier New" w:hAnsi="Courier New" w:cs="Courier New"/>
-          <w:noProof/>
-          <w:color w:val="C8D3F5"/>
-          <w:sz w:val="20"/>
-          <w:szCs w:val="20"/>
-          <w:lang w:val="en-US"/>
-        </w:rPr>
-        <w:t xml:space="preserve">            var falsePositives = 0;</w:t>
+          <w:lang w:val="ru-RU"/>
+        </w:rPr>
+      </w:pPr>
+      <w:r>
+        <w:rPr>
+          <w:rFonts w:ascii="Courier New" w:eastAsia="Courier New" w:hAnsi="Courier New" w:cs="Courier New"/>
+          <w:noProof/>
+          <w:color w:val="C8D3F5"/>
+          <w:sz w:val="20"/>
+          <w:szCs w:val="20"/>
+          <w:lang w:val="en-US"/>
+        </w:rPr>
+        <w:t xml:space="preserve">                filter</w:t>
+      </w:r>
+      <w:r>
+        <w:rPr>
+          <w:rFonts w:ascii="Courier New" w:eastAsia="Courier New" w:hAnsi="Courier New" w:cs="Courier New"/>
+          <w:noProof/>
+          <w:color w:val="C8D3F5"/>
+          <w:sz w:val="20"/>
+          <w:szCs w:val="20"/>
+          <w:lang w:val="ru-RU"/>
+        </w:rPr>
+        <w:t>.</w:t>
+      </w:r>
+      <w:r>
+        <w:rPr>
+          <w:rFonts w:ascii="Courier New" w:eastAsia="Courier New" w:hAnsi="Courier New" w:cs="Courier New"/>
+          <w:noProof/>
+          <w:color w:val="C8D3F5"/>
+          <w:sz w:val="20"/>
+          <w:szCs w:val="20"/>
+          <w:lang w:val="en-US"/>
+        </w:rPr>
+        <w:t>Add</w:t>
+      </w:r>
+      <w:r>
+        <w:rPr>
+          <w:rFonts w:ascii="Courier New" w:eastAsia="Courier New" w:hAnsi="Courier New" w:cs="Courier New"/>
+          <w:noProof/>
+          <w:color w:val="C8D3F5"/>
+          <w:sz w:val="20"/>
+          <w:szCs w:val="20"/>
+          <w:lang w:val="ru-RU"/>
+        </w:rPr>
+        <w:t>(</w:t>
+      </w:r>
+      <w:r>
+        <w:rPr>
+          <w:rFonts w:ascii="Courier New" w:eastAsia="Courier New" w:hAnsi="Courier New" w:cs="Courier New"/>
+          <w:noProof/>
+          <w:color w:val="C8D3F5"/>
+          <w:sz w:val="20"/>
+          <w:szCs w:val="20"/>
+          <w:lang w:val="en-US"/>
+        </w:rPr>
+        <w:t>item</w:t>
+      </w:r>
+      <w:r>
+        <w:rPr>
+          <w:rFonts w:ascii="Courier New" w:eastAsia="Courier New" w:hAnsi="Courier New" w:cs="Courier New"/>
+          <w:noProof/>
+          <w:color w:val="C8D3F5"/>
+          <w:sz w:val="20"/>
+          <w:szCs w:val="20"/>
+          <w:lang w:val="ru-RU"/>
+        </w:rPr>
+        <w:t>);</w:t>
+      </w:r>
+    </w:p>
+    <w:p>
+      <w:pPr>
+        <w:pBdr>
+          <w:left w:val="single" w:sz="4" w:space="0" w:color="4A90D9"/>
+          <w:bottom w:val="single" w:sz="4" w:space="0" w:color="4A90D9"/>
+          <w:right w:val="single" w:sz="4" w:space="0" w:color="4A90D9"/>
+        </w:pBdr>
+        <w:shd w:val="clear" w:color="auto" w:fill="1E2030"/>
+        <w:spacing w:line="200" w:lineRule="exact"/>
+        <w:ind w:right="27"/>
+        <w:rPr>
+          <w:rFonts w:ascii="Courier New" w:eastAsia="Courier New" w:hAnsi="Courier New" w:cs="Courier New"/>
+          <w:noProof/>
+          <w:color w:val="C8D3F5"/>
+          <w:sz w:val="20"/>
+          <w:szCs w:val="20"/>
+          <w:lang w:val="ru-RU"/>
+        </w:rPr>
+      </w:pPr>
+    </w:p>
+    <w:p>
+      <w:pPr>
+        <w:pBdr>
+          <w:left w:val="single" w:sz="4" w:space="0" w:color="4A90D9"/>
+          <w:bottom w:val="single" w:sz="4" w:space="0" w:color="4A90D9"/>
+          <w:right w:val="single" w:sz="4" w:space="0" w:color="4A90D9"/>
+        </w:pBdr>
+        <w:shd w:val="clear" w:color="auto" w:fill="1E2030"/>
+        <w:spacing w:line="200" w:lineRule="exact"/>
+        <w:ind w:right="27"/>
+        <w:rPr>
+          <w:rFonts w:ascii="Courier New" w:eastAsia="Courier New" w:hAnsi="Courier New" w:cs="Courier New"/>
+          <w:noProof/>
+          <w:color w:val="C8D3F5"/>
+          <w:sz w:val="20"/>
+          <w:szCs w:val="20"/>
+          <w:lang w:val="ru-RU"/>
+        </w:rPr>
+      </w:pPr>
+      <w:r>
+        <w:rPr>
+          <w:rFonts w:ascii="Courier New" w:eastAsia="Courier New" w:hAnsi="Courier New" w:cs="Courier New"/>
+          <w:noProof/>
+          <w:color w:val="C8D3F5"/>
+          <w:sz w:val="20"/>
+          <w:szCs w:val="20"/>
+          <w:lang w:val="ru-RU"/>
+        </w:rPr>
+        <w:t xml:space="preserve">            // </w:t>
+      </w:r>
+      <w:r>
+        <w:rPr>
+          <w:rFonts w:ascii="Courier New" w:eastAsia="Courier New" w:hAnsi="Courier New" w:cs="Courier New"/>
+          <w:noProof/>
+          <w:color w:val="C8D3F5"/>
+          <w:sz w:val="20"/>
+          <w:szCs w:val="20"/>
+          <w:lang w:val="en-US"/>
+        </w:rPr>
+        <w:t>Act</w:t>
+      </w:r>
+      <w:r>
+        <w:rPr>
+          <w:rFonts w:ascii="Courier New" w:eastAsia="Courier New" w:hAnsi="Courier New" w:cs="Courier New"/>
+          <w:noProof/>
+          <w:color w:val="C8D3F5"/>
+          <w:sz w:val="20"/>
+          <w:szCs w:val="20"/>
+          <w:lang w:val="ru-RU"/>
+        </w:rPr>
+        <w:t xml:space="preserve"> - проверяем 100 случайных слов, которых нет</w:t>
+      </w:r>
+    </w:p>
+    <w:p>
+      <w:pPr>
+        <w:pBdr>
+          <w:left w:val="single" w:sz="4" w:space="0" w:color="4A90D9"/>
+          <w:bottom w:val="single" w:sz="4" w:space="0" w:color="4A90D9"/>
+          <w:right w:val="single" w:sz="4" w:space="0" w:color="4A90D9"/>
+        </w:pBdr>
+        <w:shd w:val="clear" w:color="auto" w:fill="1E2030"/>
+        <w:spacing w:line="200" w:lineRule="exact"/>
+        <w:ind w:right="27"/>
+        <w:rPr>
+          <w:rFonts w:ascii="Courier New" w:eastAsia="Courier New" w:hAnsi="Courier New" w:cs="Courier New"/>
+          <w:noProof/>
+          <w:color w:val="C8D3F5"/>
+          <w:sz w:val="20"/>
+          <w:szCs w:val="20"/>
+          <w:lang w:val="en-US"/>
+        </w:rPr>
+      </w:pPr>
+      <w:r>
+        <w:rPr>
+          <w:rFonts w:ascii="Courier New" w:eastAsia="Courier New" w:hAnsi="Courier New" w:cs="Courier New"/>
+          <w:noProof/>
+          <w:color w:val="C8D3F5"/>
+          <w:sz w:val="20"/>
+          <w:szCs w:val="20"/>
+          <w:lang w:val="ru-RU"/>
+        </w:rPr>
+        <w:t xml:space="preserve">            </w:t>
+      </w:r>
+      <w:r>
+        <w:rPr>
+          <w:rFonts w:ascii="Courier New" w:eastAsia="Courier New" w:hAnsi="Courier New" w:cs="Courier New"/>
+          <w:noProof/>
+          <w:color w:val="C8D3F5"/>
+          <w:sz w:val="20"/>
+          <w:szCs w:val="20"/>
+          <w:lang w:val="en-US"/>
+        </w:rPr>
+        <w:t>var falsePositives = 0;</w:t>
       </w:r>
     </w:p>
     <w:p>
@@ -7985,48 +8260,59 @@
           <w:color w:val="C8D3F5"/>
           <w:sz w:val="20"/>
           <w:szCs w:val="20"/>
-          <w:lang w:val="en-US"/>
-        </w:rPr>
-      </w:pPr>
-      <w:r>
-        <w:rPr>
-          <w:rFonts w:ascii="Courier New" w:eastAsia="Courier New" w:hAnsi="Courier New" w:cs="Courier New"/>
-          <w:noProof/>
-          <w:color w:val="C8D3F5"/>
-          <w:sz w:val="20"/>
-          <w:szCs w:val="20"/>
-          <w:lang w:val="en-US"/>
-        </w:rPr>
-        <w:t xml:space="preserve">        }</w:t>
-      </w:r>
-    </w:p>
-    <w:p>
-      <w:pPr>
-        <w:pBdr>
-          <w:left w:val="single" w:sz="4" w:space="0" w:color="4A90D9"/>
-          <w:bottom w:val="single" w:sz="4" w:space="0" w:color="4A90D9"/>
-          <w:right w:val="single" w:sz="4" w:space="0" w:color="4A90D9"/>
-        </w:pBdr>
-        <w:shd w:val="clear" w:color="auto" w:fill="1E2030"/>
-        <w:spacing w:line="200" w:lineRule="exact"/>
-        <w:ind w:right="27"/>
-        <w:rPr>
-          <w:rFonts w:ascii="Courier New" w:eastAsia="Courier New" w:hAnsi="Courier New" w:cs="Courier New"/>
-          <w:noProof/>
-          <w:color w:val="C8D3F5"/>
-          <w:sz w:val="20"/>
-          <w:szCs w:val="20"/>
-          <w:lang w:val="en-US"/>
-        </w:rPr>
-      </w:pPr>
-      <w:r>
-        <w:rPr>
-          <w:rFonts w:ascii="Courier New" w:eastAsia="Courier New" w:hAnsi="Courier New" w:cs="Courier New"/>
-          <w:noProof/>
-          <w:color w:val="C8D3F5"/>
-          <w:sz w:val="20"/>
-          <w:szCs w:val="20"/>
-          <w:lang w:val="en-US"/>
+          <w:lang w:val="ru-RU"/>
+        </w:rPr>
+      </w:pPr>
+      <w:r>
+        <w:rPr>
+          <w:rFonts w:ascii="Courier New" w:eastAsia="Courier New" w:hAnsi="Courier New" w:cs="Courier New"/>
+          <w:noProof/>
+          <w:color w:val="C8D3F5"/>
+          <w:sz w:val="20"/>
+          <w:szCs w:val="20"/>
+          <w:lang w:val="en-US"/>
+        </w:rPr>
+        <w:t xml:space="preserve">        </w:t>
+      </w:r>
+      <w:r>
+        <w:rPr>
+          <w:rFonts w:ascii="Courier New" w:eastAsia="Courier New" w:hAnsi="Courier New" w:cs="Courier New"/>
+          <w:noProof/>
+          <w:color w:val="C8D3F5"/>
+          <w:sz w:val="20"/>
+          <w:szCs w:val="20"/>
+          <w:lang w:val="ru-RU"/>
+        </w:rPr>
+        <w:t>}</w:t>
+      </w:r>
+    </w:p>
+    <w:p>
+      <w:pPr>
+        <w:pBdr>
+          <w:left w:val="single" w:sz="4" w:space="0" w:color="4A90D9"/>
+          <w:bottom w:val="single" w:sz="4" w:space="0" w:color="4A90D9"/>
+          <w:right w:val="single" w:sz="4" w:space="0" w:color="4A90D9"/>
+        </w:pBdr>
+        <w:shd w:val="clear" w:color="auto" w:fill="1E2030"/>
+        <w:spacing w:line="200" w:lineRule="exact"/>
+        <w:ind w:right="27"/>
+        <w:rPr>
+          <w:rFonts w:ascii="Courier New" w:eastAsia="Courier New" w:hAnsi="Courier New" w:cs="Courier New"/>
+          <w:noProof/>
+          <w:color w:val="C8D3F5"/>
+          <w:sz w:val="20"/>
+          <w:szCs w:val="20"/>
+          <w:lang w:val="ru-RU"/>
+        </w:rPr>
+      </w:pPr>
+      <w:r>
+        <w:rPr>
+          <w:rFonts w:ascii="Courier New" w:eastAsia="Courier New" w:hAnsi="Courier New" w:cs="Courier New"/>
+          <w:noProof/>
+          <w:color w:val="C8D3F5"/>
+          <w:sz w:val="20"/>
+          <w:szCs w:val="20"/>
+          <w:lang w:val="ru-RU"/>
         </w:rPr>
         <w:t xml:space="preserve">    }</w:t>
       </w:r>
@@ -8047,17 +8333,17 @@
           <w:color w:val="C8D3F5"/>
           <w:sz w:val="20"/>
           <w:szCs w:val="20"/>
-          <w:lang w:val="en-US"/>
-        </w:rPr>
-      </w:pPr>
-      <w:r>
-        <w:rPr>
-          <w:rFonts w:ascii="Courier New" w:eastAsia="Courier New" w:hAnsi="Courier New" w:cs="Courier New"/>
-          <w:noProof/>
-          <w:color w:val="C8D3F5"/>
-          <w:sz w:val="20"/>
-          <w:szCs w:val="20"/>
-          <w:lang w:val="en-US"/>
+          <w:lang w:val="ru-RU"/>
+        </w:rPr>
+      </w:pPr>
+      <w:r>
+        <w:rPr>
+          <w:rFonts w:ascii="Courier New" w:eastAsia="Courier New" w:hAnsi="Courier New" w:cs="Courier New"/>
+          <w:noProof/>
+          <w:color w:val="C8D3F5"/>
+          <w:sz w:val="20"/>
+          <w:szCs w:val="20"/>
+          <w:lang w:val="ru-RU"/>
         </w:rPr>
         <w:t>}</w:t>
       </w:r>
@@ -8908,112 +9194,189 @@
           <w:color w:val="C8D3F5"/>
           <w:sz w:val="20"/>
           <w:szCs w:val="20"/>
-          <w:lang w:val="en-US"/>
-        </w:rPr>
-      </w:pPr>
-      <w:r>
-        <w:rPr>
-          <w:rFonts w:ascii="Courier New" w:eastAsia="Courier New" w:hAnsi="Courier New" w:cs="Courier New"/>
-          <w:noProof/>
-          <w:color w:val="C8D3F5"/>
-          <w:sz w:val="20"/>
-          <w:szCs w:val="20"/>
-          <w:lang w:val="en-US"/>
-        </w:rPr>
-        <w:t xml:space="preserve">        {</w:t>
-      </w:r>
-    </w:p>
-    <w:p>
-      <w:pPr>
-        <w:pBdr>
-          <w:left w:val="single" w:sz="4" w:space="0" w:color="4A90D9"/>
-          <w:bottom w:val="single" w:sz="4" w:space="0" w:color="4A90D9"/>
-          <w:right w:val="single" w:sz="4" w:space="0" w:color="4A90D9"/>
-        </w:pBdr>
-        <w:shd w:val="clear" w:color="auto" w:fill="1E2030"/>
-        <w:spacing w:line="200" w:lineRule="exact"/>
-        <w:ind w:right="27"/>
-        <w:rPr>
-          <w:rFonts w:ascii="Courier New" w:eastAsia="Courier New" w:hAnsi="Courier New" w:cs="Courier New"/>
-          <w:noProof/>
-          <w:color w:val="C8D3F5"/>
-          <w:sz w:val="20"/>
-          <w:szCs w:val="20"/>
-          <w:lang w:val="en-US"/>
-        </w:rPr>
-      </w:pPr>
-      <w:r>
-        <w:rPr>
-          <w:rFonts w:ascii="Courier New" w:eastAsia="Courier New" w:hAnsi="Courier New" w:cs="Courier New"/>
-          <w:noProof/>
-          <w:color w:val="C8D3F5"/>
-          <w:sz w:val="20"/>
-          <w:szCs w:val="20"/>
-          <w:lang w:val="en-US"/>
-        </w:rPr>
-        <w:t xml:space="preserve">            // Arrange</w:t>
-      </w:r>
-    </w:p>
-    <w:p>
-      <w:pPr>
-        <w:pBdr>
-          <w:left w:val="single" w:sz="4" w:space="0" w:color="4A90D9"/>
-          <w:bottom w:val="single" w:sz="4" w:space="0" w:color="4A90D9"/>
-          <w:right w:val="single" w:sz="4" w:space="0" w:color="4A90D9"/>
-        </w:pBdr>
-        <w:shd w:val="clear" w:color="auto" w:fill="1E2030"/>
-        <w:spacing w:line="200" w:lineRule="exact"/>
-        <w:ind w:right="27"/>
-        <w:rPr>
-          <w:rFonts w:ascii="Courier New" w:eastAsia="Courier New" w:hAnsi="Courier New" w:cs="Courier New"/>
-          <w:noProof/>
-          <w:color w:val="C8D3F5"/>
-          <w:sz w:val="20"/>
-          <w:szCs w:val="20"/>
-          <w:lang w:val="en-US"/>
-        </w:rPr>
-      </w:pPr>
-      <w:r>
-        <w:rPr>
-          <w:rFonts w:ascii="Courier New" w:eastAsia="Courier New" w:hAnsi="Courier New" w:cs="Courier New"/>
-          <w:noProof/>
-          <w:color w:val="C8D3F5"/>
-          <w:sz w:val="20"/>
-          <w:szCs w:val="20"/>
-          <w:lang w:val="en-US"/>
-        </w:rPr>
-        <w:t xml:space="preserve">            var text = "Отварить картофель и морковь";</w:t>
-      </w:r>
-    </w:p>
-    <w:p>
-      <w:pPr>
-        <w:pBdr>
-          <w:left w:val="single" w:sz="4" w:space="0" w:color="4A90D9"/>
-          <w:bottom w:val="single" w:sz="4" w:space="0" w:color="4A90D9"/>
-          <w:right w:val="single" w:sz="4" w:space="0" w:color="4A90D9"/>
-        </w:pBdr>
-        <w:shd w:val="clear" w:color="auto" w:fill="1E2030"/>
-        <w:spacing w:line="200" w:lineRule="exact"/>
-        <w:ind w:right="27"/>
-        <w:rPr>
-          <w:rFonts w:ascii="Courier New" w:eastAsia="Courier New" w:hAnsi="Courier New" w:cs="Courier New"/>
-          <w:noProof/>
-          <w:color w:val="C8D3F5"/>
-          <w:sz w:val="20"/>
-          <w:szCs w:val="20"/>
-          <w:lang w:val="en-US"/>
-        </w:rPr>
-      </w:pPr>
-      <w:r>
-        <w:rPr>
-          <w:rFonts w:ascii="Courier New" w:eastAsia="Courier New" w:hAnsi="Courier New" w:cs="Courier New"/>
-          <w:noProof/>
-          <w:color w:val="C8D3F5"/>
-          <w:sz w:val="20"/>
-          <w:szCs w:val="20"/>
-          <w:lang w:val="en-US"/>
-        </w:rPr>
-        <w:t xml:space="preserve">            var pattern = "картофель";</w:t>
+          <w:lang w:val="ru-RU"/>
+        </w:rPr>
+      </w:pPr>
+      <w:r>
+        <w:rPr>
+          <w:rFonts w:ascii="Courier New" w:eastAsia="Courier New" w:hAnsi="Courier New" w:cs="Courier New"/>
+          <w:noProof/>
+          <w:color w:val="C8D3F5"/>
+          <w:sz w:val="20"/>
+          <w:szCs w:val="20"/>
+          <w:lang w:val="en-US"/>
+        </w:rPr>
+        <w:t xml:space="preserve">        </w:t>
+      </w:r>
+      <w:r>
+        <w:rPr>
+          <w:rFonts w:ascii="Courier New" w:eastAsia="Courier New" w:hAnsi="Courier New" w:cs="Courier New"/>
+          <w:noProof/>
+          <w:color w:val="C8D3F5"/>
+          <w:sz w:val="20"/>
+          <w:szCs w:val="20"/>
+          <w:lang w:val="ru-RU"/>
+        </w:rPr>
+        <w:t>{</w:t>
+      </w:r>
+    </w:p>
+    <w:p>
+      <w:pPr>
+        <w:pBdr>
+          <w:left w:val="single" w:sz="4" w:space="0" w:color="4A90D9"/>
+          <w:bottom w:val="single" w:sz="4" w:space="0" w:color="4A90D9"/>
+          <w:right w:val="single" w:sz="4" w:space="0" w:color="4A90D9"/>
+        </w:pBdr>
+        <w:shd w:val="clear" w:color="auto" w:fill="1E2030"/>
+        <w:spacing w:line="200" w:lineRule="exact"/>
+        <w:ind w:right="27"/>
+        <w:rPr>
+          <w:rFonts w:ascii="Courier New" w:eastAsia="Courier New" w:hAnsi="Courier New" w:cs="Courier New"/>
+          <w:noProof/>
+          <w:color w:val="C8D3F5"/>
+          <w:sz w:val="20"/>
+          <w:szCs w:val="20"/>
+          <w:lang w:val="ru-RU"/>
+        </w:rPr>
+      </w:pPr>
+      <w:r>
+        <w:rPr>
+          <w:rFonts w:ascii="Courier New" w:eastAsia="Courier New" w:hAnsi="Courier New" w:cs="Courier New"/>
+          <w:noProof/>
+          <w:color w:val="C8D3F5"/>
+          <w:sz w:val="20"/>
+          <w:szCs w:val="20"/>
+          <w:lang w:val="ru-RU"/>
+        </w:rPr>
+        <w:t xml:space="preserve">            // </w:t>
+      </w:r>
+      <w:r>
+        <w:rPr>
+          <w:rFonts w:ascii="Courier New" w:eastAsia="Courier New" w:hAnsi="Courier New" w:cs="Courier New"/>
+          <w:noProof/>
+          <w:color w:val="C8D3F5"/>
+          <w:sz w:val="20"/>
+          <w:szCs w:val="20"/>
+          <w:lang w:val="en-US"/>
+        </w:rPr>
+        <w:t>Arrange</w:t>
+      </w:r>
+    </w:p>
+    <w:p>
+      <w:pPr>
+        <w:pBdr>
+          <w:left w:val="single" w:sz="4" w:space="0" w:color="4A90D9"/>
+          <w:bottom w:val="single" w:sz="4" w:space="0" w:color="4A90D9"/>
+          <w:right w:val="single" w:sz="4" w:space="0" w:color="4A90D9"/>
+        </w:pBdr>
+        <w:shd w:val="clear" w:color="auto" w:fill="1E2030"/>
+        <w:spacing w:line="200" w:lineRule="exact"/>
+        <w:ind w:right="27"/>
+        <w:rPr>
+          <w:rFonts w:ascii="Courier New" w:eastAsia="Courier New" w:hAnsi="Courier New" w:cs="Courier New"/>
+          <w:noProof/>
+          <w:color w:val="C8D3F5"/>
+          <w:sz w:val="20"/>
+          <w:szCs w:val="20"/>
+          <w:lang w:val="ru-RU"/>
+        </w:rPr>
+      </w:pPr>
+      <w:r>
+        <w:rPr>
+          <w:rFonts w:ascii="Courier New" w:eastAsia="Courier New" w:hAnsi="Courier New" w:cs="Courier New"/>
+          <w:noProof/>
+          <w:color w:val="C8D3F5"/>
+          <w:sz w:val="20"/>
+          <w:szCs w:val="20"/>
+          <w:lang w:val="ru-RU"/>
+        </w:rPr>
+        <w:t xml:space="preserve">            </w:t>
+      </w:r>
+      <w:r>
+        <w:rPr>
+          <w:rFonts w:ascii="Courier New" w:eastAsia="Courier New" w:hAnsi="Courier New" w:cs="Courier New"/>
+          <w:noProof/>
+          <w:color w:val="C8D3F5"/>
+          <w:sz w:val="20"/>
+          <w:szCs w:val="20"/>
+          <w:lang w:val="en-US"/>
+        </w:rPr>
+        <w:t>var</w:t>
+      </w:r>
+      <w:r>
+        <w:rPr>
+          <w:rFonts w:ascii="Courier New" w:eastAsia="Courier New" w:hAnsi="Courier New" w:cs="Courier New"/>
+          <w:noProof/>
+          <w:color w:val="C8D3F5"/>
+          <w:sz w:val="20"/>
+          <w:szCs w:val="20"/>
+          <w:lang w:val="ru-RU"/>
+        </w:rPr>
+        <w:t xml:space="preserve"> </w:t>
+      </w:r>
+      <w:r>
+        <w:rPr>
+          <w:rFonts w:ascii="Courier New" w:eastAsia="Courier New" w:hAnsi="Courier New" w:cs="Courier New"/>
+          <w:noProof/>
+          <w:color w:val="C8D3F5"/>
+          <w:sz w:val="20"/>
+          <w:szCs w:val="20"/>
+          <w:lang w:val="en-US"/>
+        </w:rPr>
+        <w:t>text</w:t>
+      </w:r>
+      <w:r>
+        <w:rPr>
+          <w:rFonts w:ascii="Courier New" w:eastAsia="Courier New" w:hAnsi="Courier New" w:cs="Courier New"/>
+          <w:noProof/>
+          <w:color w:val="C8D3F5"/>
+          <w:sz w:val="20"/>
+          <w:szCs w:val="20"/>
+          <w:lang w:val="ru-RU"/>
+        </w:rPr>
+        <w:t xml:space="preserve"> = "Отварить картофель и морковь";</w:t>
+      </w:r>
+    </w:p>
+    <w:p>
+      <w:pPr>
+        <w:pBdr>
+          <w:left w:val="single" w:sz="4" w:space="0" w:color="4A90D9"/>
+          <w:bottom w:val="single" w:sz="4" w:space="0" w:color="4A90D9"/>
+          <w:right w:val="single" w:sz="4" w:space="0" w:color="4A90D9"/>
+        </w:pBdr>
+        <w:shd w:val="clear" w:color="auto" w:fill="1E2030"/>
+        <w:spacing w:line="200" w:lineRule="exact"/>
+        <w:ind w:right="27"/>
+        <w:rPr>
+          <w:rFonts w:ascii="Courier New" w:eastAsia="Courier New" w:hAnsi="Courier New" w:cs="Courier New"/>
+          <w:noProof/>
+          <w:color w:val="C8D3F5"/>
+          <w:sz w:val="20"/>
+          <w:szCs w:val="20"/>
+          <w:lang w:val="en-US"/>
+        </w:rPr>
+      </w:pPr>
+      <w:r>
+        <w:rPr>
+          <w:rFonts w:ascii="Courier New" w:eastAsia="Courier New" w:hAnsi="Courier New" w:cs="Courier New"/>
+          <w:noProof/>
+          <w:color w:val="C8D3F5"/>
+          <w:sz w:val="20"/>
+          <w:szCs w:val="20"/>
+          <w:lang w:val="ru-RU"/>
+        </w:rPr>
+        <w:t xml:space="preserve">            </w:t>
+      </w:r>
+      <w:r>
+        <w:rPr>
+          <w:rFonts w:ascii="Courier New" w:eastAsia="Courier New" w:hAnsi="Courier New" w:cs="Courier New"/>
+          <w:noProof/>
+          <w:color w:val="C8D3F5"/>
+          <w:sz w:val="20"/>
+          <w:szCs w:val="20"/>
+          <w:lang w:val="en-US"/>
+        </w:rPr>
+        <w:t>var pattern = "картофель";</w:t>
       </w:r>
     </w:p>
     <w:p>
@@ -9815,112 +10178,189 @@
           <w:color w:val="C8D3F5"/>
           <w:sz w:val="20"/>
           <w:szCs w:val="20"/>
-          <w:lang w:val="en-US"/>
-        </w:rPr>
-      </w:pPr>
-      <w:r>
-        <w:rPr>
-          <w:rFonts w:ascii="Courier New" w:eastAsia="Courier New" w:hAnsi="Courier New" w:cs="Courier New"/>
-          <w:noProof/>
-          <w:color w:val="C8D3F5"/>
-          <w:sz w:val="20"/>
-          <w:szCs w:val="20"/>
-          <w:lang w:val="en-US"/>
-        </w:rPr>
-        <w:t xml:space="preserve">        {</w:t>
-      </w:r>
-    </w:p>
-    <w:p>
-      <w:pPr>
-        <w:pBdr>
-          <w:left w:val="single" w:sz="4" w:space="0" w:color="4A90D9"/>
-          <w:bottom w:val="single" w:sz="4" w:space="0" w:color="4A90D9"/>
-          <w:right w:val="single" w:sz="4" w:space="0" w:color="4A90D9"/>
-        </w:pBdr>
-        <w:shd w:val="clear" w:color="auto" w:fill="1E2030"/>
-        <w:spacing w:line="200" w:lineRule="exact"/>
-        <w:ind w:right="27"/>
-        <w:rPr>
-          <w:rFonts w:ascii="Courier New" w:eastAsia="Courier New" w:hAnsi="Courier New" w:cs="Courier New"/>
-          <w:noProof/>
-          <w:color w:val="C8D3F5"/>
-          <w:sz w:val="20"/>
-          <w:szCs w:val="20"/>
-          <w:lang w:val="en-US"/>
-        </w:rPr>
-      </w:pPr>
-      <w:r>
-        <w:rPr>
-          <w:rFonts w:ascii="Courier New" w:eastAsia="Courier New" w:hAnsi="Courier New" w:cs="Courier New"/>
-          <w:noProof/>
-          <w:color w:val="C8D3F5"/>
-          <w:sz w:val="20"/>
-          <w:szCs w:val="20"/>
-          <w:lang w:val="en-US"/>
-        </w:rPr>
-        <w:t xml:space="preserve">            // Arrange</w:t>
-      </w:r>
-    </w:p>
-    <w:p>
-      <w:pPr>
-        <w:pBdr>
-          <w:left w:val="single" w:sz="4" w:space="0" w:color="4A90D9"/>
-          <w:bottom w:val="single" w:sz="4" w:space="0" w:color="4A90D9"/>
-          <w:right w:val="single" w:sz="4" w:space="0" w:color="4A90D9"/>
-        </w:pBdr>
-        <w:shd w:val="clear" w:color="auto" w:fill="1E2030"/>
-        <w:spacing w:line="200" w:lineRule="exact"/>
-        <w:ind w:right="27"/>
-        <w:rPr>
-          <w:rFonts w:ascii="Courier New" w:eastAsia="Courier New" w:hAnsi="Courier New" w:cs="Courier New"/>
-          <w:noProof/>
-          <w:color w:val="C8D3F5"/>
-          <w:sz w:val="20"/>
-          <w:szCs w:val="20"/>
-          <w:lang w:val="en-US"/>
-        </w:rPr>
-      </w:pPr>
-      <w:r>
-        <w:rPr>
-          <w:rFonts w:ascii="Courier New" w:eastAsia="Courier New" w:hAnsi="Courier New" w:cs="Courier New"/>
-          <w:noProof/>
-          <w:color w:val="C8D3F5"/>
-          <w:sz w:val="20"/>
-          <w:szCs w:val="20"/>
-          <w:lang w:val="en-US"/>
-        </w:rPr>
-        <w:t xml:space="preserve">            var text = "Нарезать морковь, лук и морковь кубиками";</w:t>
-      </w:r>
-    </w:p>
-    <w:p>
-      <w:pPr>
-        <w:pBdr>
-          <w:left w:val="single" w:sz="4" w:space="0" w:color="4A90D9"/>
-          <w:bottom w:val="single" w:sz="4" w:space="0" w:color="4A90D9"/>
-          <w:right w:val="single" w:sz="4" w:space="0" w:color="4A90D9"/>
-        </w:pBdr>
-        <w:shd w:val="clear" w:color="auto" w:fill="1E2030"/>
-        <w:spacing w:line="200" w:lineRule="exact"/>
-        <w:ind w:right="27"/>
-        <w:rPr>
-          <w:rFonts w:ascii="Courier New" w:eastAsia="Courier New" w:hAnsi="Courier New" w:cs="Courier New"/>
-          <w:noProof/>
-          <w:color w:val="C8D3F5"/>
-          <w:sz w:val="20"/>
-          <w:szCs w:val="20"/>
-          <w:lang w:val="en-US"/>
-        </w:rPr>
-      </w:pPr>
-      <w:r>
-        <w:rPr>
-          <w:rFonts w:ascii="Courier New" w:eastAsia="Courier New" w:hAnsi="Courier New" w:cs="Courier New"/>
-          <w:noProof/>
-          <w:color w:val="C8D3F5"/>
-          <w:sz w:val="20"/>
-          <w:szCs w:val="20"/>
-          <w:lang w:val="en-US"/>
-        </w:rPr>
-        <w:t xml:space="preserve">            var pattern = "морковь";</w:t>
+          <w:lang w:val="ru-RU"/>
+        </w:rPr>
+      </w:pPr>
+      <w:r>
+        <w:rPr>
+          <w:rFonts w:ascii="Courier New" w:eastAsia="Courier New" w:hAnsi="Courier New" w:cs="Courier New"/>
+          <w:noProof/>
+          <w:color w:val="C8D3F5"/>
+          <w:sz w:val="20"/>
+          <w:szCs w:val="20"/>
+          <w:lang w:val="en-US"/>
+        </w:rPr>
+        <w:t xml:space="preserve">        </w:t>
+      </w:r>
+      <w:r>
+        <w:rPr>
+          <w:rFonts w:ascii="Courier New" w:eastAsia="Courier New" w:hAnsi="Courier New" w:cs="Courier New"/>
+          <w:noProof/>
+          <w:color w:val="C8D3F5"/>
+          <w:sz w:val="20"/>
+          <w:szCs w:val="20"/>
+          <w:lang w:val="ru-RU"/>
+        </w:rPr>
+        <w:t>{</w:t>
+      </w:r>
+    </w:p>
+    <w:p>
+      <w:pPr>
+        <w:pBdr>
+          <w:left w:val="single" w:sz="4" w:space="0" w:color="4A90D9"/>
+          <w:bottom w:val="single" w:sz="4" w:space="0" w:color="4A90D9"/>
+          <w:right w:val="single" w:sz="4" w:space="0" w:color="4A90D9"/>
+        </w:pBdr>
+        <w:shd w:val="clear" w:color="auto" w:fill="1E2030"/>
+        <w:spacing w:line="200" w:lineRule="exact"/>
+        <w:ind w:right="27"/>
+        <w:rPr>
+          <w:rFonts w:ascii="Courier New" w:eastAsia="Courier New" w:hAnsi="Courier New" w:cs="Courier New"/>
+          <w:noProof/>
+          <w:color w:val="C8D3F5"/>
+          <w:sz w:val="20"/>
+          <w:szCs w:val="20"/>
+          <w:lang w:val="ru-RU"/>
+        </w:rPr>
+      </w:pPr>
+      <w:r>
+        <w:rPr>
+          <w:rFonts w:ascii="Courier New" w:eastAsia="Courier New" w:hAnsi="Courier New" w:cs="Courier New"/>
+          <w:noProof/>
+          <w:color w:val="C8D3F5"/>
+          <w:sz w:val="20"/>
+          <w:szCs w:val="20"/>
+          <w:lang w:val="ru-RU"/>
+        </w:rPr>
+        <w:t xml:space="preserve">            // </w:t>
+      </w:r>
+      <w:r>
+        <w:rPr>
+          <w:rFonts w:ascii="Courier New" w:eastAsia="Courier New" w:hAnsi="Courier New" w:cs="Courier New"/>
+          <w:noProof/>
+          <w:color w:val="C8D3F5"/>
+          <w:sz w:val="20"/>
+          <w:szCs w:val="20"/>
+          <w:lang w:val="en-US"/>
+        </w:rPr>
+        <w:t>Arrange</w:t>
+      </w:r>
+    </w:p>
+    <w:p>
+      <w:pPr>
+        <w:pBdr>
+          <w:left w:val="single" w:sz="4" w:space="0" w:color="4A90D9"/>
+          <w:bottom w:val="single" w:sz="4" w:space="0" w:color="4A90D9"/>
+          <w:right w:val="single" w:sz="4" w:space="0" w:color="4A90D9"/>
+        </w:pBdr>
+        <w:shd w:val="clear" w:color="auto" w:fill="1E2030"/>
+        <w:spacing w:line="200" w:lineRule="exact"/>
+        <w:ind w:right="27"/>
+        <w:rPr>
+          <w:rFonts w:ascii="Courier New" w:eastAsia="Courier New" w:hAnsi="Courier New" w:cs="Courier New"/>
+          <w:noProof/>
+          <w:color w:val="C8D3F5"/>
+          <w:sz w:val="20"/>
+          <w:szCs w:val="20"/>
+          <w:lang w:val="ru-RU"/>
+        </w:rPr>
+      </w:pPr>
+      <w:r>
+        <w:rPr>
+          <w:rFonts w:ascii="Courier New" w:eastAsia="Courier New" w:hAnsi="Courier New" w:cs="Courier New"/>
+          <w:noProof/>
+          <w:color w:val="C8D3F5"/>
+          <w:sz w:val="20"/>
+          <w:szCs w:val="20"/>
+          <w:lang w:val="ru-RU"/>
+        </w:rPr>
+        <w:t xml:space="preserve">            </w:t>
+      </w:r>
+      <w:r>
+        <w:rPr>
+          <w:rFonts w:ascii="Courier New" w:eastAsia="Courier New" w:hAnsi="Courier New" w:cs="Courier New"/>
+          <w:noProof/>
+          <w:color w:val="C8D3F5"/>
+          <w:sz w:val="20"/>
+          <w:szCs w:val="20"/>
+          <w:lang w:val="en-US"/>
+        </w:rPr>
+        <w:t>var</w:t>
+      </w:r>
+      <w:r>
+        <w:rPr>
+          <w:rFonts w:ascii="Courier New" w:eastAsia="Courier New" w:hAnsi="Courier New" w:cs="Courier New"/>
+          <w:noProof/>
+          <w:color w:val="C8D3F5"/>
+          <w:sz w:val="20"/>
+          <w:szCs w:val="20"/>
+          <w:lang w:val="ru-RU"/>
+        </w:rPr>
+        <w:t xml:space="preserve"> </w:t>
+      </w:r>
+      <w:r>
+        <w:rPr>
+          <w:rFonts w:ascii="Courier New" w:eastAsia="Courier New" w:hAnsi="Courier New" w:cs="Courier New"/>
+          <w:noProof/>
+          <w:color w:val="C8D3F5"/>
+          <w:sz w:val="20"/>
+          <w:szCs w:val="20"/>
+          <w:lang w:val="en-US"/>
+        </w:rPr>
+        <w:t>text</w:t>
+      </w:r>
+      <w:r>
+        <w:rPr>
+          <w:rFonts w:ascii="Courier New" w:eastAsia="Courier New" w:hAnsi="Courier New" w:cs="Courier New"/>
+          <w:noProof/>
+          <w:color w:val="C8D3F5"/>
+          <w:sz w:val="20"/>
+          <w:szCs w:val="20"/>
+          <w:lang w:val="ru-RU"/>
+        </w:rPr>
+        <w:t xml:space="preserve"> = "Нарезать морковь, лук и морковь кубиками";</w:t>
+      </w:r>
+    </w:p>
+    <w:p>
+      <w:pPr>
+        <w:pBdr>
+          <w:left w:val="single" w:sz="4" w:space="0" w:color="4A90D9"/>
+          <w:bottom w:val="single" w:sz="4" w:space="0" w:color="4A90D9"/>
+          <w:right w:val="single" w:sz="4" w:space="0" w:color="4A90D9"/>
+        </w:pBdr>
+        <w:shd w:val="clear" w:color="auto" w:fill="1E2030"/>
+        <w:spacing w:line="200" w:lineRule="exact"/>
+        <w:ind w:right="27"/>
+        <w:rPr>
+          <w:rFonts w:ascii="Courier New" w:eastAsia="Courier New" w:hAnsi="Courier New" w:cs="Courier New"/>
+          <w:noProof/>
+          <w:color w:val="C8D3F5"/>
+          <w:sz w:val="20"/>
+          <w:szCs w:val="20"/>
+          <w:lang w:val="en-US"/>
+        </w:rPr>
+      </w:pPr>
+      <w:r>
+        <w:rPr>
+          <w:rFonts w:ascii="Courier New" w:eastAsia="Courier New" w:hAnsi="Courier New" w:cs="Courier New"/>
+          <w:noProof/>
+          <w:color w:val="C8D3F5"/>
+          <w:sz w:val="20"/>
+          <w:szCs w:val="20"/>
+          <w:lang w:val="ru-RU"/>
+        </w:rPr>
+        <w:t xml:space="preserve">            </w:t>
+      </w:r>
+      <w:r>
+        <w:rPr>
+          <w:rFonts w:ascii="Courier New" w:eastAsia="Courier New" w:hAnsi="Courier New" w:cs="Courier New"/>
+          <w:noProof/>
+          <w:color w:val="C8D3F5"/>
+          <w:sz w:val="20"/>
+          <w:szCs w:val="20"/>
+          <w:lang w:val="en-US"/>
+        </w:rPr>
+        <w:t>var pattern = "морковь";</w:t>
       </w:r>
     </w:p>
     <w:p>
@@ -10247,112 +10687,189 @@
           <w:color w:val="C8D3F5"/>
           <w:sz w:val="20"/>
           <w:szCs w:val="20"/>
-          <w:lang w:val="en-US"/>
-        </w:rPr>
-      </w:pPr>
-      <w:r>
-        <w:rPr>
-          <w:rFonts w:ascii="Courier New" w:eastAsia="Courier New" w:hAnsi="Courier New" w:cs="Courier New"/>
-          <w:noProof/>
-          <w:color w:val="C8D3F5"/>
-          <w:sz w:val="20"/>
-          <w:szCs w:val="20"/>
-          <w:lang w:val="en-US"/>
-        </w:rPr>
-        <w:t xml:space="preserve">        {</w:t>
-      </w:r>
-    </w:p>
-    <w:p>
-      <w:pPr>
-        <w:pBdr>
-          <w:left w:val="single" w:sz="4" w:space="0" w:color="4A90D9"/>
-          <w:bottom w:val="single" w:sz="4" w:space="0" w:color="4A90D9"/>
-          <w:right w:val="single" w:sz="4" w:space="0" w:color="4A90D9"/>
-        </w:pBdr>
-        <w:shd w:val="clear" w:color="auto" w:fill="1E2030"/>
-        <w:spacing w:line="200" w:lineRule="exact"/>
-        <w:ind w:right="27"/>
-        <w:rPr>
-          <w:rFonts w:ascii="Courier New" w:eastAsia="Courier New" w:hAnsi="Courier New" w:cs="Courier New"/>
-          <w:noProof/>
-          <w:color w:val="C8D3F5"/>
-          <w:sz w:val="20"/>
-          <w:szCs w:val="20"/>
-          <w:lang w:val="en-US"/>
-        </w:rPr>
-      </w:pPr>
-      <w:r>
-        <w:rPr>
-          <w:rFonts w:ascii="Courier New" w:eastAsia="Courier New" w:hAnsi="Courier New" w:cs="Courier New"/>
-          <w:noProof/>
-          <w:color w:val="C8D3F5"/>
-          <w:sz w:val="20"/>
-          <w:szCs w:val="20"/>
-          <w:lang w:val="en-US"/>
-        </w:rPr>
-        <w:t xml:space="preserve">            // Arrange</w:t>
-      </w:r>
-    </w:p>
-    <w:p>
-      <w:pPr>
-        <w:pBdr>
-          <w:left w:val="single" w:sz="4" w:space="0" w:color="4A90D9"/>
-          <w:bottom w:val="single" w:sz="4" w:space="0" w:color="4A90D9"/>
-          <w:right w:val="single" w:sz="4" w:space="0" w:color="4A90D9"/>
-        </w:pBdr>
-        <w:shd w:val="clear" w:color="auto" w:fill="1E2030"/>
-        <w:spacing w:line="200" w:lineRule="exact"/>
-        <w:ind w:right="27"/>
-        <w:rPr>
-          <w:rFonts w:ascii="Courier New" w:eastAsia="Courier New" w:hAnsi="Courier New" w:cs="Courier New"/>
-          <w:noProof/>
-          <w:color w:val="C8D3F5"/>
-          <w:sz w:val="20"/>
-          <w:szCs w:val="20"/>
-          <w:lang w:val="en-US"/>
-        </w:rPr>
-      </w:pPr>
-      <w:r>
-        <w:rPr>
-          <w:rFonts w:ascii="Courier New" w:eastAsia="Courier New" w:hAnsi="Courier New" w:cs="Courier New"/>
-          <w:noProof/>
-          <w:color w:val="C8D3F5"/>
-          <w:sz w:val="20"/>
-          <w:szCs w:val="20"/>
-          <w:lang w:val="en-US"/>
-        </w:rPr>
-        <w:t xml:space="preserve">            var text = "Добавить соль и перец";</w:t>
-      </w:r>
-    </w:p>
-    <w:p>
-      <w:pPr>
-        <w:pBdr>
-          <w:left w:val="single" w:sz="4" w:space="0" w:color="4A90D9"/>
-          <w:bottom w:val="single" w:sz="4" w:space="0" w:color="4A90D9"/>
-          <w:right w:val="single" w:sz="4" w:space="0" w:color="4A90D9"/>
-        </w:pBdr>
-        <w:shd w:val="clear" w:color="auto" w:fill="1E2030"/>
-        <w:spacing w:line="200" w:lineRule="exact"/>
-        <w:ind w:right="27"/>
-        <w:rPr>
-          <w:rFonts w:ascii="Courier New" w:eastAsia="Courier New" w:hAnsi="Courier New" w:cs="Courier New"/>
-          <w:noProof/>
-          <w:color w:val="C8D3F5"/>
-          <w:sz w:val="20"/>
-          <w:szCs w:val="20"/>
-          <w:lang w:val="en-US"/>
-        </w:rPr>
-      </w:pPr>
-      <w:r>
-        <w:rPr>
-          <w:rFonts w:ascii="Courier New" w:eastAsia="Courier New" w:hAnsi="Courier New" w:cs="Courier New"/>
-          <w:noProof/>
-          <w:color w:val="C8D3F5"/>
-          <w:sz w:val="20"/>
-          <w:szCs w:val="20"/>
-          <w:lang w:val="en-US"/>
-        </w:rPr>
-        <w:t xml:space="preserve">            var pattern = "соль";</w:t>
+          <w:lang w:val="ru-RU"/>
+        </w:rPr>
+      </w:pPr>
+      <w:r>
+        <w:rPr>
+          <w:rFonts w:ascii="Courier New" w:eastAsia="Courier New" w:hAnsi="Courier New" w:cs="Courier New"/>
+          <w:noProof/>
+          <w:color w:val="C8D3F5"/>
+          <w:sz w:val="20"/>
+          <w:szCs w:val="20"/>
+          <w:lang w:val="en-US"/>
+        </w:rPr>
+        <w:t xml:space="preserve">        </w:t>
+      </w:r>
+      <w:r>
+        <w:rPr>
+          <w:rFonts w:ascii="Courier New" w:eastAsia="Courier New" w:hAnsi="Courier New" w:cs="Courier New"/>
+          <w:noProof/>
+          <w:color w:val="C8D3F5"/>
+          <w:sz w:val="20"/>
+          <w:szCs w:val="20"/>
+          <w:lang w:val="ru-RU"/>
+        </w:rPr>
+        <w:t>{</w:t>
+      </w:r>
+    </w:p>
+    <w:p>
+      <w:pPr>
+        <w:pBdr>
+          <w:left w:val="single" w:sz="4" w:space="0" w:color="4A90D9"/>
+          <w:bottom w:val="single" w:sz="4" w:space="0" w:color="4A90D9"/>
+          <w:right w:val="single" w:sz="4" w:space="0" w:color="4A90D9"/>
+        </w:pBdr>
+        <w:shd w:val="clear" w:color="auto" w:fill="1E2030"/>
+        <w:spacing w:line="200" w:lineRule="exact"/>
+        <w:ind w:right="27"/>
+        <w:rPr>
+          <w:rFonts w:ascii="Courier New" w:eastAsia="Courier New" w:hAnsi="Courier New" w:cs="Courier New"/>
+          <w:noProof/>
+          <w:color w:val="C8D3F5"/>
+          <w:sz w:val="20"/>
+          <w:szCs w:val="20"/>
+          <w:lang w:val="ru-RU"/>
+        </w:rPr>
+      </w:pPr>
+      <w:r>
+        <w:rPr>
+          <w:rFonts w:ascii="Courier New" w:eastAsia="Courier New" w:hAnsi="Courier New" w:cs="Courier New"/>
+          <w:noProof/>
+          <w:color w:val="C8D3F5"/>
+          <w:sz w:val="20"/>
+          <w:szCs w:val="20"/>
+          <w:lang w:val="ru-RU"/>
+        </w:rPr>
+        <w:t xml:space="preserve">            // </w:t>
+      </w:r>
+      <w:r>
+        <w:rPr>
+          <w:rFonts w:ascii="Courier New" w:eastAsia="Courier New" w:hAnsi="Courier New" w:cs="Courier New"/>
+          <w:noProof/>
+          <w:color w:val="C8D3F5"/>
+          <w:sz w:val="20"/>
+          <w:szCs w:val="20"/>
+          <w:lang w:val="en-US"/>
+        </w:rPr>
+        <w:t>Arrange</w:t>
+      </w:r>
+    </w:p>
+    <w:p>
+      <w:pPr>
+        <w:pBdr>
+          <w:left w:val="single" w:sz="4" w:space="0" w:color="4A90D9"/>
+          <w:bottom w:val="single" w:sz="4" w:space="0" w:color="4A90D9"/>
+          <w:right w:val="single" w:sz="4" w:space="0" w:color="4A90D9"/>
+        </w:pBdr>
+        <w:shd w:val="clear" w:color="auto" w:fill="1E2030"/>
+        <w:spacing w:line="200" w:lineRule="exact"/>
+        <w:ind w:right="27"/>
+        <w:rPr>
+          <w:rFonts w:ascii="Courier New" w:eastAsia="Courier New" w:hAnsi="Courier New" w:cs="Courier New"/>
+          <w:noProof/>
+          <w:color w:val="C8D3F5"/>
+          <w:sz w:val="20"/>
+          <w:szCs w:val="20"/>
+          <w:lang w:val="ru-RU"/>
+        </w:rPr>
+      </w:pPr>
+      <w:r>
+        <w:rPr>
+          <w:rFonts w:ascii="Courier New" w:eastAsia="Courier New" w:hAnsi="Courier New" w:cs="Courier New"/>
+          <w:noProof/>
+          <w:color w:val="C8D3F5"/>
+          <w:sz w:val="20"/>
+          <w:szCs w:val="20"/>
+          <w:lang w:val="ru-RU"/>
+        </w:rPr>
+        <w:t xml:space="preserve">            </w:t>
+      </w:r>
+      <w:r>
+        <w:rPr>
+          <w:rFonts w:ascii="Courier New" w:eastAsia="Courier New" w:hAnsi="Courier New" w:cs="Courier New"/>
+          <w:noProof/>
+          <w:color w:val="C8D3F5"/>
+          <w:sz w:val="20"/>
+          <w:szCs w:val="20"/>
+          <w:lang w:val="en-US"/>
+        </w:rPr>
+        <w:t>var</w:t>
+      </w:r>
+      <w:r>
+        <w:rPr>
+          <w:rFonts w:ascii="Courier New" w:eastAsia="Courier New" w:hAnsi="Courier New" w:cs="Courier New"/>
+          <w:noProof/>
+          <w:color w:val="C8D3F5"/>
+          <w:sz w:val="20"/>
+          <w:szCs w:val="20"/>
+          <w:lang w:val="ru-RU"/>
+        </w:rPr>
+        <w:t xml:space="preserve"> </w:t>
+      </w:r>
+      <w:r>
+        <w:rPr>
+          <w:rFonts w:ascii="Courier New" w:eastAsia="Courier New" w:hAnsi="Courier New" w:cs="Courier New"/>
+          <w:noProof/>
+          <w:color w:val="C8D3F5"/>
+          <w:sz w:val="20"/>
+          <w:szCs w:val="20"/>
+          <w:lang w:val="en-US"/>
+        </w:rPr>
+        <w:t>text</w:t>
+      </w:r>
+      <w:r>
+        <w:rPr>
+          <w:rFonts w:ascii="Courier New" w:eastAsia="Courier New" w:hAnsi="Courier New" w:cs="Courier New"/>
+          <w:noProof/>
+          <w:color w:val="C8D3F5"/>
+          <w:sz w:val="20"/>
+          <w:szCs w:val="20"/>
+          <w:lang w:val="ru-RU"/>
+        </w:rPr>
+        <w:t xml:space="preserve"> = "Добавить соль и перец";</w:t>
+      </w:r>
+    </w:p>
+    <w:p>
+      <w:pPr>
+        <w:pBdr>
+          <w:left w:val="single" w:sz="4" w:space="0" w:color="4A90D9"/>
+          <w:bottom w:val="single" w:sz="4" w:space="0" w:color="4A90D9"/>
+          <w:right w:val="single" w:sz="4" w:space="0" w:color="4A90D9"/>
+        </w:pBdr>
+        <w:shd w:val="clear" w:color="auto" w:fill="1E2030"/>
+        <w:spacing w:line="200" w:lineRule="exact"/>
+        <w:ind w:right="27"/>
+        <w:rPr>
+          <w:rFonts w:ascii="Courier New" w:eastAsia="Courier New" w:hAnsi="Courier New" w:cs="Courier New"/>
+          <w:noProof/>
+          <w:color w:val="C8D3F5"/>
+          <w:sz w:val="20"/>
+          <w:szCs w:val="20"/>
+          <w:lang w:val="en-US"/>
+        </w:rPr>
+      </w:pPr>
+      <w:r>
+        <w:rPr>
+          <w:rFonts w:ascii="Courier New" w:eastAsia="Courier New" w:hAnsi="Courier New" w:cs="Courier New"/>
+          <w:noProof/>
+          <w:color w:val="C8D3F5"/>
+          <w:sz w:val="20"/>
+          <w:szCs w:val="20"/>
+          <w:lang w:val="ru-RU"/>
+        </w:rPr>
+        <w:t xml:space="preserve">            </w:t>
+      </w:r>
+      <w:r>
+        <w:rPr>
+          <w:rFonts w:ascii="Courier New" w:eastAsia="Courier New" w:hAnsi="Courier New" w:cs="Courier New"/>
+          <w:noProof/>
+          <w:color w:val="C8D3F5"/>
+          <w:sz w:val="20"/>
+          <w:szCs w:val="20"/>
+          <w:lang w:val="en-US"/>
+        </w:rPr>
+        <w:t>var pattern = "соль";</w:t>
       </w:r>
     </w:p>
     <w:p>
@@ -11556,7 +12073,15 @@
           <w:lang w:val="en-US"/>
         </w:rPr>
         <w:lastRenderedPageBreak/>
-        <w:t>Создайте файл Services/InMemoryCacheTests.cs:</w:t>
+        <w:t xml:space="preserve">Создайте файл </w:t>
+      </w:r>
+      <w:r>
+        <w:rPr>
+          <w:rFonts w:ascii="Calibri" w:hAnsi="Calibri" w:cs="Calibri"/>
+          <w:noProof/>
+          <w:lang w:val="en-US"/>
+        </w:rPr>
+        <w:t>Services/InMemoryCacheTests.cs:</w:t>
       </w:r>
     </w:p>
     <w:p>
@@ -15158,81 +15683,180 @@
           <w:color w:val="C8D3F5"/>
           <w:sz w:val="20"/>
           <w:szCs w:val="20"/>
-          <w:lang w:val="en-US"/>
-        </w:rPr>
-      </w:pPr>
-      <w:r>
-        <w:rPr>
-          <w:rFonts w:ascii="Courier New" w:eastAsia="Courier New" w:hAnsi="Courier New" w:cs="Courier New"/>
-          <w:noProof/>
-          <w:color w:val="C8D3F5"/>
-          <w:sz w:val="20"/>
-          <w:szCs w:val="20"/>
-          <w:lang w:val="en-US"/>
-        </w:rPr>
-        <w:t xml:space="preserve">            // Act</w:t>
-      </w:r>
-    </w:p>
-    <w:p>
-      <w:pPr>
-        <w:pBdr>
-          <w:left w:val="single" w:sz="4" w:space="0" w:color="4A90D9"/>
-          <w:bottom w:val="single" w:sz="4" w:space="0" w:color="4A90D9"/>
-          <w:right w:val="single" w:sz="4" w:space="0" w:color="4A90D9"/>
-        </w:pBdr>
-        <w:shd w:val="clear" w:color="auto" w:fill="1E2030"/>
-        <w:spacing w:line="200" w:lineRule="exact"/>
-        <w:ind w:right="27"/>
-        <w:rPr>
-          <w:rFonts w:ascii="Courier New" w:eastAsia="Courier New" w:hAnsi="Courier New" w:cs="Courier New"/>
-          <w:noProof/>
-          <w:color w:val="C8D3F5"/>
-          <w:sz w:val="20"/>
-          <w:szCs w:val="20"/>
-          <w:lang w:val="en-US"/>
-        </w:rPr>
-      </w:pPr>
-      <w:r>
-        <w:rPr>
-          <w:rFonts w:ascii="Courier New" w:eastAsia="Courier New" w:hAnsi="Courier New" w:cs="Courier New"/>
-          <w:noProof/>
-          <w:color w:val="C8D3F5"/>
-          <w:sz w:val="20"/>
-          <w:szCs w:val="20"/>
-          <w:lang w:val="en-US"/>
-        </w:rPr>
-        <w:t xml:space="preserve">            await Task.Delay(100); // Небольшая задержка</w:t>
-      </w:r>
-    </w:p>
-    <w:p>
-      <w:pPr>
-        <w:pBdr>
-          <w:left w:val="single" w:sz="4" w:space="0" w:color="4A90D9"/>
-          <w:bottom w:val="single" w:sz="4" w:space="0" w:color="4A90D9"/>
-          <w:right w:val="single" w:sz="4" w:space="0" w:color="4A90D9"/>
-        </w:pBdr>
-        <w:shd w:val="clear" w:color="auto" w:fill="1E2030"/>
-        <w:spacing w:line="200" w:lineRule="exact"/>
-        <w:ind w:right="27"/>
-        <w:rPr>
-          <w:rFonts w:ascii="Courier New" w:eastAsia="Courier New" w:hAnsi="Courier New" w:cs="Courier New"/>
-          <w:noProof/>
-          <w:color w:val="C8D3F5"/>
-          <w:sz w:val="20"/>
-          <w:szCs w:val="20"/>
-          <w:lang w:val="en-US"/>
-        </w:rPr>
-      </w:pPr>
-      <w:r>
-        <w:rPr>
-          <w:rFonts w:ascii="Courier New" w:eastAsia="Courier New" w:hAnsi="Courier New" w:cs="Courier New"/>
-          <w:noProof/>
-          <w:color w:val="C8D3F5"/>
-          <w:sz w:val="20"/>
-          <w:szCs w:val="20"/>
-          <w:lang w:val="en-US"/>
-        </w:rPr>
-        <w:t xml:space="preserve">            var result = cache.Get(1);</w:t>
+          <w:lang w:val="ru-RU"/>
+        </w:rPr>
+      </w:pPr>
+      <w:r>
+        <w:rPr>
+          <w:rFonts w:ascii="Courier New" w:eastAsia="Courier New" w:hAnsi="Courier New" w:cs="Courier New"/>
+          <w:noProof/>
+          <w:color w:val="C8D3F5"/>
+          <w:sz w:val="20"/>
+          <w:szCs w:val="20"/>
+          <w:lang w:val="en-US"/>
+        </w:rPr>
+        <w:t xml:space="preserve">            </w:t>
+      </w:r>
+      <w:r>
+        <w:rPr>
+          <w:rFonts w:ascii="Courier New" w:eastAsia="Courier New" w:hAnsi="Courier New" w:cs="Courier New"/>
+          <w:noProof/>
+          <w:color w:val="C8D3F5"/>
+          <w:sz w:val="20"/>
+          <w:szCs w:val="20"/>
+          <w:lang w:val="ru-RU"/>
+        </w:rPr>
+        <w:t xml:space="preserve">// </w:t>
+      </w:r>
+      <w:r>
+        <w:rPr>
+          <w:rFonts w:ascii="Courier New" w:eastAsia="Courier New" w:hAnsi="Courier New" w:cs="Courier New"/>
+          <w:noProof/>
+          <w:color w:val="C8D3F5"/>
+          <w:sz w:val="20"/>
+          <w:szCs w:val="20"/>
+          <w:lang w:val="en-US"/>
+        </w:rPr>
+        <w:t>Act</w:t>
+      </w:r>
+    </w:p>
+    <w:p>
+      <w:pPr>
+        <w:pBdr>
+          <w:left w:val="single" w:sz="4" w:space="0" w:color="4A90D9"/>
+          <w:bottom w:val="single" w:sz="4" w:space="0" w:color="4A90D9"/>
+          <w:right w:val="single" w:sz="4" w:space="0" w:color="4A90D9"/>
+        </w:pBdr>
+        <w:shd w:val="clear" w:color="auto" w:fill="1E2030"/>
+        <w:spacing w:line="200" w:lineRule="exact"/>
+        <w:ind w:right="27"/>
+        <w:rPr>
+          <w:rFonts w:ascii="Courier New" w:eastAsia="Courier New" w:hAnsi="Courier New" w:cs="Courier New"/>
+          <w:noProof/>
+          <w:color w:val="C8D3F5"/>
+          <w:sz w:val="20"/>
+          <w:szCs w:val="20"/>
+          <w:lang w:val="ru-RU"/>
+        </w:rPr>
+      </w:pPr>
+      <w:r>
+        <w:rPr>
+          <w:rFonts w:ascii="Courier New" w:eastAsia="Courier New" w:hAnsi="Courier New" w:cs="Courier New"/>
+          <w:noProof/>
+          <w:color w:val="C8D3F5"/>
+          <w:sz w:val="20"/>
+          <w:szCs w:val="20"/>
+          <w:lang w:val="ru-RU"/>
+        </w:rPr>
+        <w:t xml:space="preserve">            </w:t>
+      </w:r>
+      <w:r>
+        <w:rPr>
+          <w:rFonts w:ascii="Courier New" w:eastAsia="Courier New" w:hAnsi="Courier New" w:cs="Courier New"/>
+          <w:noProof/>
+          <w:color w:val="C8D3F5"/>
+          <w:sz w:val="20"/>
+          <w:szCs w:val="20"/>
+          <w:lang w:val="en-US"/>
+        </w:rPr>
+        <w:t>await</w:t>
+      </w:r>
+      <w:r>
+        <w:rPr>
+          <w:rFonts w:ascii="Courier New" w:eastAsia="Courier New" w:hAnsi="Courier New" w:cs="Courier New"/>
+          <w:noProof/>
+          <w:color w:val="C8D3F5"/>
+          <w:sz w:val="20"/>
+          <w:szCs w:val="20"/>
+          <w:lang w:val="ru-RU"/>
+        </w:rPr>
+        <w:t xml:space="preserve"> </w:t>
+      </w:r>
+      <w:r>
+        <w:rPr>
+          <w:rFonts w:ascii="Courier New" w:eastAsia="Courier New" w:hAnsi="Courier New" w:cs="Courier New"/>
+          <w:noProof/>
+          <w:color w:val="C8D3F5"/>
+          <w:sz w:val="20"/>
+          <w:szCs w:val="20"/>
+          <w:lang w:val="en-US"/>
+        </w:rPr>
+        <w:t>Task</w:t>
+      </w:r>
+      <w:r>
+        <w:rPr>
+          <w:rFonts w:ascii="Courier New" w:eastAsia="Courier New" w:hAnsi="Courier New" w:cs="Courier New"/>
+          <w:noProof/>
+          <w:color w:val="C8D3F5"/>
+          <w:sz w:val="20"/>
+          <w:szCs w:val="20"/>
+          <w:lang w:val="ru-RU"/>
+        </w:rPr>
+        <w:t>.</w:t>
+      </w:r>
+      <w:r>
+        <w:rPr>
+          <w:rFonts w:ascii="Courier New" w:eastAsia="Courier New" w:hAnsi="Courier New" w:cs="Courier New"/>
+          <w:noProof/>
+          <w:color w:val="C8D3F5"/>
+          <w:sz w:val="20"/>
+          <w:szCs w:val="20"/>
+          <w:lang w:val="en-US"/>
+        </w:rPr>
+        <w:t>Delay</w:t>
+      </w:r>
+      <w:r>
+        <w:rPr>
+          <w:rFonts w:ascii="Courier New" w:eastAsia="Courier New" w:hAnsi="Courier New" w:cs="Courier New"/>
+          <w:noProof/>
+          <w:color w:val="C8D3F5"/>
+          <w:sz w:val="20"/>
+          <w:szCs w:val="20"/>
+          <w:lang w:val="ru-RU"/>
+        </w:rPr>
+        <w:t>(100); // Небольшая задержка</w:t>
+      </w:r>
+    </w:p>
+    <w:p>
+      <w:pPr>
+        <w:pBdr>
+          <w:left w:val="single" w:sz="4" w:space="0" w:color="4A90D9"/>
+          <w:bottom w:val="single" w:sz="4" w:space="0" w:color="4A90D9"/>
+          <w:right w:val="single" w:sz="4" w:space="0" w:color="4A90D9"/>
+        </w:pBdr>
+        <w:shd w:val="clear" w:color="auto" w:fill="1E2030"/>
+        <w:spacing w:line="200" w:lineRule="exact"/>
+        <w:ind w:right="27"/>
+        <w:rPr>
+          <w:rFonts w:ascii="Courier New" w:eastAsia="Courier New" w:hAnsi="Courier New" w:cs="Courier New"/>
+          <w:noProof/>
+          <w:color w:val="C8D3F5"/>
+          <w:sz w:val="20"/>
+          <w:szCs w:val="20"/>
+          <w:lang w:val="en-US"/>
+        </w:rPr>
+      </w:pPr>
+      <w:r>
+        <w:rPr>
+          <w:rFonts w:ascii="Courier New" w:eastAsia="Courier New" w:hAnsi="Courier New" w:cs="Courier New"/>
+          <w:noProof/>
+          <w:color w:val="C8D3F5"/>
+          <w:sz w:val="20"/>
+          <w:szCs w:val="20"/>
+          <w:lang w:val="ru-RU"/>
+        </w:rPr>
+        <w:t xml:space="preserve">            </w:t>
+      </w:r>
+      <w:r>
+        <w:rPr>
+          <w:rFonts w:ascii="Courier New" w:eastAsia="Courier New" w:hAnsi="Courier New" w:cs="Courier New"/>
+          <w:noProof/>
+          <w:color w:val="C8D3F5"/>
+          <w:sz w:val="20"/>
+          <w:szCs w:val="20"/>
+          <w:lang w:val="en-US"/>
+        </w:rPr>
+        <w:t>var result = cache.Get(1);</w:t>
       </w:r>
     </w:p>
     <w:p>
@@ -16036,99 +16660,132 @@
           <w:color w:val="C8D3F5"/>
           <w:sz w:val="20"/>
           <w:szCs w:val="20"/>
-          <w:lang w:val="en-US"/>
-        </w:rPr>
-      </w:pPr>
-      <w:r>
-        <w:rPr>
-          <w:rFonts w:ascii="Courier New" w:eastAsia="Courier New" w:hAnsi="Courier New" w:cs="Courier New"/>
-          <w:noProof/>
-          <w:color w:val="C8D3F5"/>
-          <w:sz w:val="20"/>
-          <w:szCs w:val="20"/>
-          <w:lang w:val="en-US"/>
-        </w:rPr>
-        <w:t xml:space="preserve">            );</w:t>
-      </w:r>
-    </w:p>
-    <w:p>
-      <w:pPr>
-        <w:pBdr>
-          <w:left w:val="single" w:sz="4" w:space="0" w:color="4A90D9"/>
-          <w:bottom w:val="single" w:sz="4" w:space="0" w:color="4A90D9"/>
-          <w:right w:val="single" w:sz="4" w:space="0" w:color="4A90D9"/>
-        </w:pBdr>
-        <w:shd w:val="clear" w:color="auto" w:fill="1E2030"/>
-        <w:spacing w:line="200" w:lineRule="exact"/>
-        <w:ind w:right="27"/>
-        <w:rPr>
-          <w:rFonts w:ascii="Courier New" w:eastAsia="Courier New" w:hAnsi="Courier New" w:cs="Courier New"/>
-          <w:noProof/>
-          <w:color w:val="C8D3F5"/>
-          <w:sz w:val="20"/>
-          <w:szCs w:val="20"/>
-          <w:lang w:val="en-US"/>
-        </w:rPr>
-      </w:pPr>
-    </w:p>
-    <w:p>
-      <w:pPr>
-        <w:pBdr>
-          <w:left w:val="single" w:sz="4" w:space="0" w:color="4A90D9"/>
-          <w:bottom w:val="single" w:sz="4" w:space="0" w:color="4A90D9"/>
-          <w:right w:val="single" w:sz="4" w:space="0" w:color="4A90D9"/>
-        </w:pBdr>
-        <w:shd w:val="clear" w:color="auto" w:fill="1E2030"/>
-        <w:spacing w:line="200" w:lineRule="exact"/>
-        <w:ind w:right="27"/>
-        <w:rPr>
-          <w:rFonts w:ascii="Courier New" w:eastAsia="Courier New" w:hAnsi="Courier New" w:cs="Courier New"/>
-          <w:noProof/>
-          <w:color w:val="C8D3F5"/>
-          <w:sz w:val="20"/>
-          <w:szCs w:val="20"/>
-          <w:lang w:val="en-US"/>
-        </w:rPr>
-      </w:pPr>
-      <w:r>
-        <w:rPr>
-          <w:rFonts w:ascii="Courier New" w:eastAsia="Courier New" w:hAnsi="Courier New" w:cs="Courier New"/>
-          <w:noProof/>
-          <w:color w:val="C8D3F5"/>
-          <w:sz w:val="20"/>
-          <w:szCs w:val="20"/>
-          <w:lang w:val="en-US"/>
-        </w:rPr>
-        <w:t xml:space="preserve">            // Заменяем путь к БД в DatabaseService (требуется рефакторинг)</w:t>
-      </w:r>
-    </w:p>
-    <w:p>
-      <w:pPr>
-        <w:pBdr>
-          <w:left w:val="single" w:sz="4" w:space="0" w:color="4A90D9"/>
-          <w:bottom w:val="single" w:sz="4" w:space="0" w:color="4A90D9"/>
-          <w:right w:val="single" w:sz="4" w:space="0" w:color="4A90D9"/>
-        </w:pBdr>
-        <w:shd w:val="clear" w:color="auto" w:fill="1E2030"/>
-        <w:spacing w:line="200" w:lineRule="exact"/>
-        <w:ind w:right="27"/>
-        <w:rPr>
-          <w:rFonts w:ascii="Courier New" w:eastAsia="Courier New" w:hAnsi="Courier New" w:cs="Courier New"/>
-          <w:noProof/>
-          <w:color w:val="C8D3F5"/>
-          <w:sz w:val="20"/>
-          <w:szCs w:val="20"/>
-          <w:lang w:val="en-US"/>
-        </w:rPr>
-      </w:pPr>
-      <w:r>
-        <w:rPr>
-          <w:rFonts w:ascii="Courier New" w:eastAsia="Courier New" w:hAnsi="Courier New" w:cs="Courier New"/>
-          <w:noProof/>
-          <w:color w:val="C8D3F5"/>
-          <w:sz w:val="20"/>
-          <w:szCs w:val="20"/>
-          <w:lang w:val="en-US"/>
+          <w:lang w:val="ru-RU"/>
+        </w:rPr>
+      </w:pPr>
+      <w:r>
+        <w:rPr>
+          <w:rFonts w:ascii="Courier New" w:eastAsia="Courier New" w:hAnsi="Courier New" w:cs="Courier New"/>
+          <w:noProof/>
+          <w:color w:val="C8D3F5"/>
+          <w:sz w:val="20"/>
+          <w:szCs w:val="20"/>
+          <w:lang w:val="en-US"/>
+        </w:rPr>
+        <w:t xml:space="preserve">            </w:t>
+      </w:r>
+      <w:r>
+        <w:rPr>
+          <w:rFonts w:ascii="Courier New" w:eastAsia="Courier New" w:hAnsi="Courier New" w:cs="Courier New"/>
+          <w:noProof/>
+          <w:color w:val="C8D3F5"/>
+          <w:sz w:val="20"/>
+          <w:szCs w:val="20"/>
+          <w:lang w:val="ru-RU"/>
+        </w:rPr>
+        <w:t>);</w:t>
+      </w:r>
+    </w:p>
+    <w:p>
+      <w:pPr>
+        <w:pBdr>
+          <w:left w:val="single" w:sz="4" w:space="0" w:color="4A90D9"/>
+          <w:bottom w:val="single" w:sz="4" w:space="0" w:color="4A90D9"/>
+          <w:right w:val="single" w:sz="4" w:space="0" w:color="4A90D9"/>
+        </w:pBdr>
+        <w:shd w:val="clear" w:color="auto" w:fill="1E2030"/>
+        <w:spacing w:line="200" w:lineRule="exact"/>
+        <w:ind w:right="27"/>
+        <w:rPr>
+          <w:rFonts w:ascii="Courier New" w:eastAsia="Courier New" w:hAnsi="Courier New" w:cs="Courier New"/>
+          <w:noProof/>
+          <w:color w:val="C8D3F5"/>
+          <w:sz w:val="20"/>
+          <w:szCs w:val="20"/>
+          <w:lang w:val="ru-RU"/>
+        </w:rPr>
+      </w:pPr>
+    </w:p>
+    <w:p>
+      <w:pPr>
+        <w:pBdr>
+          <w:left w:val="single" w:sz="4" w:space="0" w:color="4A90D9"/>
+          <w:bottom w:val="single" w:sz="4" w:space="0" w:color="4A90D9"/>
+          <w:right w:val="single" w:sz="4" w:space="0" w:color="4A90D9"/>
+        </w:pBdr>
+        <w:shd w:val="clear" w:color="auto" w:fill="1E2030"/>
+        <w:spacing w:line="200" w:lineRule="exact"/>
+        <w:ind w:right="27"/>
+        <w:rPr>
+          <w:rFonts w:ascii="Courier New" w:eastAsia="Courier New" w:hAnsi="Courier New" w:cs="Courier New"/>
+          <w:noProof/>
+          <w:color w:val="C8D3F5"/>
+          <w:sz w:val="20"/>
+          <w:szCs w:val="20"/>
+          <w:lang w:val="ru-RU"/>
+        </w:rPr>
+      </w:pPr>
+      <w:r>
+        <w:rPr>
+          <w:rFonts w:ascii="Courier New" w:eastAsia="Courier New" w:hAnsi="Courier New" w:cs="Courier New"/>
+          <w:noProof/>
+          <w:color w:val="C8D3F5"/>
+          <w:sz w:val="20"/>
+          <w:szCs w:val="20"/>
+          <w:lang w:val="ru-RU"/>
+        </w:rPr>
+        <w:t xml:space="preserve">            // Заменяем путь к БД в </w:t>
+      </w:r>
+      <w:r>
+        <w:rPr>
+          <w:rFonts w:ascii="Courier New" w:eastAsia="Courier New" w:hAnsi="Courier New" w:cs="Courier New"/>
+          <w:noProof/>
+          <w:color w:val="C8D3F5"/>
+          <w:sz w:val="20"/>
+          <w:szCs w:val="20"/>
+          <w:lang w:val="en-US"/>
+        </w:rPr>
+        <w:t>DatabaseService</w:t>
+      </w:r>
+      <w:r>
+        <w:rPr>
+          <w:rFonts w:ascii="Courier New" w:eastAsia="Courier New" w:hAnsi="Courier New" w:cs="Courier New"/>
+          <w:noProof/>
+          <w:color w:val="C8D3F5"/>
+          <w:sz w:val="20"/>
+          <w:szCs w:val="20"/>
+          <w:lang w:val="ru-RU"/>
+        </w:rPr>
+        <w:t xml:space="preserve"> (требуется рефакторинг)</w:t>
+      </w:r>
+    </w:p>
+    <w:p>
+      <w:pPr>
+        <w:pBdr>
+          <w:left w:val="single" w:sz="4" w:space="0" w:color="4A90D9"/>
+          <w:bottom w:val="single" w:sz="4" w:space="0" w:color="4A90D9"/>
+          <w:right w:val="single" w:sz="4" w:space="0" w:color="4A90D9"/>
+        </w:pBdr>
+        <w:shd w:val="clear" w:color="auto" w:fill="1E2030"/>
+        <w:spacing w:line="200" w:lineRule="exact"/>
+        <w:ind w:right="27"/>
+        <w:rPr>
+          <w:rFonts w:ascii="Courier New" w:eastAsia="Courier New" w:hAnsi="Courier New" w:cs="Courier New"/>
+          <w:noProof/>
+          <w:color w:val="C8D3F5"/>
+          <w:sz w:val="20"/>
+          <w:szCs w:val="20"/>
+          <w:lang w:val="ru-RU"/>
+        </w:rPr>
+      </w:pPr>
+      <w:r>
+        <w:rPr>
+          <w:rFonts w:ascii="Courier New" w:eastAsia="Courier New" w:hAnsi="Courier New" w:cs="Courier New"/>
+          <w:noProof/>
+          <w:color w:val="C8D3F5"/>
+          <w:sz w:val="20"/>
+          <w:szCs w:val="20"/>
+          <w:lang w:val="ru-RU"/>
         </w:rPr>
         <w:t xml:space="preserve">            // Временно используем реальную БД</w:t>
       </w:r>
@@ -16149,50 +16806,127 @@
           <w:color w:val="C8D3F5"/>
           <w:sz w:val="20"/>
           <w:szCs w:val="20"/>
-          <w:lang w:val="en-US"/>
-        </w:rPr>
-      </w:pPr>
-      <w:r>
-        <w:rPr>
-          <w:rFonts w:ascii="Courier New" w:eastAsia="Courier New" w:hAnsi="Courier New" w:cs="Courier New"/>
-          <w:noProof/>
-          <w:color w:val="C8D3F5"/>
-          <w:sz w:val="20"/>
-          <w:szCs w:val="20"/>
-          <w:lang w:val="en-US"/>
-        </w:rPr>
-        <w:t xml:space="preserve">            _database = new DatabaseService();</w:t>
-      </w:r>
-    </w:p>
-    <w:p>
-      <w:pPr>
-        <w:pBdr>
-          <w:left w:val="single" w:sz="4" w:space="0" w:color="4A90D9"/>
-          <w:bottom w:val="single" w:sz="4" w:space="0" w:color="4A90D9"/>
-          <w:right w:val="single" w:sz="4" w:space="0" w:color="4A90D9"/>
-        </w:pBdr>
-        <w:shd w:val="clear" w:color="auto" w:fill="1E2030"/>
-        <w:spacing w:line="200" w:lineRule="exact"/>
-        <w:ind w:right="27"/>
-        <w:rPr>
-          <w:rFonts w:ascii="Courier New" w:eastAsia="Courier New" w:hAnsi="Courier New" w:cs="Courier New"/>
-          <w:noProof/>
-          <w:color w:val="C8D3F5"/>
-          <w:sz w:val="20"/>
-          <w:szCs w:val="20"/>
-          <w:lang w:val="en-US"/>
-        </w:rPr>
-      </w:pPr>
-      <w:r>
-        <w:rPr>
-          <w:rFonts w:ascii="Courier New" w:eastAsia="Courier New" w:hAnsi="Courier New" w:cs="Courier New"/>
-          <w:noProof/>
-          <w:color w:val="C8D3F5"/>
-          <w:sz w:val="20"/>
-          <w:szCs w:val="20"/>
-          <w:lang w:val="en-US"/>
-        </w:rPr>
-        <w:t xml:space="preserve">        }</w:t>
+          <w:lang w:val="ru-RU"/>
+        </w:rPr>
+      </w:pPr>
+      <w:r>
+        <w:rPr>
+          <w:rFonts w:ascii="Courier New" w:eastAsia="Courier New" w:hAnsi="Courier New" w:cs="Courier New"/>
+          <w:noProof/>
+          <w:color w:val="C8D3F5"/>
+          <w:sz w:val="20"/>
+          <w:szCs w:val="20"/>
+          <w:lang w:val="ru-RU"/>
+        </w:rPr>
+        <w:t xml:space="preserve">            _</w:t>
+      </w:r>
+      <w:r>
+        <w:rPr>
+          <w:rFonts w:ascii="Courier New" w:eastAsia="Courier New" w:hAnsi="Courier New" w:cs="Courier New"/>
+          <w:noProof/>
+          <w:color w:val="C8D3F5"/>
+          <w:sz w:val="20"/>
+          <w:szCs w:val="20"/>
+          <w:lang w:val="en-US"/>
+        </w:rPr>
+        <w:t>database</w:t>
+      </w:r>
+      <w:r>
+        <w:rPr>
+          <w:rFonts w:ascii="Courier New" w:eastAsia="Courier New" w:hAnsi="Courier New" w:cs="Courier New"/>
+          <w:noProof/>
+          <w:color w:val="C8D3F5"/>
+          <w:sz w:val="20"/>
+          <w:szCs w:val="20"/>
+          <w:lang w:val="ru-RU"/>
+        </w:rPr>
+        <w:t xml:space="preserve"> = </w:t>
+      </w:r>
+      <w:r>
+        <w:rPr>
+          <w:rFonts w:ascii="Courier New" w:eastAsia="Courier New" w:hAnsi="Courier New" w:cs="Courier New"/>
+          <w:noProof/>
+          <w:color w:val="C8D3F5"/>
+          <w:sz w:val="20"/>
+          <w:szCs w:val="20"/>
+          <w:lang w:val="en-US"/>
+        </w:rPr>
+        <w:t>new</w:t>
+      </w:r>
+      <w:r>
+        <w:rPr>
+          <w:rFonts w:ascii="Courier New" w:eastAsia="Courier New" w:hAnsi="Courier New" w:cs="Courier New"/>
+          <w:noProof/>
+          <w:color w:val="C8D3F5"/>
+          <w:sz w:val="20"/>
+          <w:szCs w:val="20"/>
+          <w:lang w:val="ru-RU"/>
+        </w:rPr>
+        <w:t xml:space="preserve"> </w:t>
+      </w:r>
+      <w:r>
+        <w:rPr>
+          <w:rFonts w:ascii="Courier New" w:eastAsia="Courier New" w:hAnsi="Courier New" w:cs="Courier New"/>
+          <w:noProof/>
+          <w:color w:val="C8D3F5"/>
+          <w:sz w:val="20"/>
+          <w:szCs w:val="20"/>
+          <w:lang w:val="en-US"/>
+        </w:rPr>
+        <w:t>DatabaseService</w:t>
+      </w:r>
+      <w:r>
+        <w:rPr>
+          <w:rFonts w:ascii="Courier New" w:eastAsia="Courier New" w:hAnsi="Courier New" w:cs="Courier New"/>
+          <w:noProof/>
+          <w:color w:val="C8D3F5"/>
+          <w:sz w:val="20"/>
+          <w:szCs w:val="20"/>
+          <w:lang w:val="ru-RU"/>
+        </w:rPr>
+        <w:t>();</w:t>
+      </w:r>
+    </w:p>
+    <w:p>
+      <w:pPr>
+        <w:pBdr>
+          <w:left w:val="single" w:sz="4" w:space="0" w:color="4A90D9"/>
+          <w:bottom w:val="single" w:sz="4" w:space="0" w:color="4A90D9"/>
+          <w:right w:val="single" w:sz="4" w:space="0" w:color="4A90D9"/>
+        </w:pBdr>
+        <w:shd w:val="clear" w:color="auto" w:fill="1E2030"/>
+        <w:spacing w:line="200" w:lineRule="exact"/>
+        <w:ind w:right="27"/>
+        <w:rPr>
+          <w:rFonts w:ascii="Courier New" w:eastAsia="Courier New" w:hAnsi="Courier New" w:cs="Courier New"/>
+          <w:noProof/>
+          <w:color w:val="C8D3F5"/>
+          <w:sz w:val="20"/>
+          <w:szCs w:val="20"/>
+          <w:lang w:val="en-US"/>
+        </w:rPr>
+      </w:pPr>
+      <w:r>
+        <w:rPr>
+          <w:rFonts w:ascii="Courier New" w:eastAsia="Courier New" w:hAnsi="Courier New" w:cs="Courier New"/>
+          <w:noProof/>
+          <w:color w:val="C8D3F5"/>
+          <w:sz w:val="20"/>
+          <w:szCs w:val="20"/>
+          <w:lang w:val="ru-RU"/>
+        </w:rPr>
+        <w:t xml:space="preserve">        </w:t>
+      </w:r>
+      <w:r>
+        <w:rPr>
+          <w:rFonts w:ascii="Courier New" w:eastAsia="Courier New" w:hAnsi="Courier New" w:cs="Courier New"/>
+          <w:noProof/>
+          <w:color w:val="C8D3F5"/>
+          <w:sz w:val="20"/>
+          <w:szCs w:val="20"/>
+          <w:lang w:val="en-US"/>
+        </w:rPr>
+        <w:t>}</w:t>
       </w:r>
     </w:p>
     <w:p>
@@ -16417,81 +17151,125 @@
           <w:color w:val="C8D3F5"/>
           <w:sz w:val="20"/>
           <w:szCs w:val="20"/>
-          <w:lang w:val="en-US"/>
-        </w:rPr>
-      </w:pPr>
-      <w:r>
-        <w:rPr>
-          <w:rFonts w:ascii="Courier New" w:eastAsia="Courier New" w:hAnsi="Courier New" w:cs="Courier New"/>
-          <w:noProof/>
-          <w:color w:val="C8D3F5"/>
-          <w:sz w:val="20"/>
-          <w:szCs w:val="20"/>
-          <w:lang w:val="en-US"/>
-        </w:rPr>
-        <w:t xml:space="preserve">                Title = "Тестовый рецепт",</w:t>
-      </w:r>
-    </w:p>
-    <w:p>
-      <w:pPr>
-        <w:pBdr>
-          <w:left w:val="single" w:sz="4" w:space="0" w:color="4A90D9"/>
-          <w:bottom w:val="single" w:sz="4" w:space="0" w:color="4A90D9"/>
-          <w:right w:val="single" w:sz="4" w:space="0" w:color="4A90D9"/>
-        </w:pBdr>
-        <w:shd w:val="clear" w:color="auto" w:fill="1E2030"/>
-        <w:spacing w:line="200" w:lineRule="exact"/>
-        <w:ind w:right="27"/>
-        <w:rPr>
-          <w:rFonts w:ascii="Courier New" w:eastAsia="Courier New" w:hAnsi="Courier New" w:cs="Courier New"/>
-          <w:noProof/>
-          <w:color w:val="C8D3F5"/>
-          <w:sz w:val="20"/>
-          <w:szCs w:val="20"/>
-          <w:lang w:val="en-US"/>
-        </w:rPr>
-      </w:pPr>
-      <w:r>
-        <w:rPr>
-          <w:rFonts w:ascii="Courier New" w:eastAsia="Courier New" w:hAnsi="Courier New" w:cs="Courier New"/>
-          <w:noProof/>
-          <w:color w:val="C8D3F5"/>
-          <w:sz w:val="20"/>
-          <w:szCs w:val="20"/>
-          <w:lang w:val="en-US"/>
-        </w:rPr>
-        <w:t xml:space="preserve">                Ingredients = "ингредиент1, ингредиент2",</w:t>
-      </w:r>
-    </w:p>
-    <w:p>
-      <w:pPr>
-        <w:pBdr>
-          <w:left w:val="single" w:sz="4" w:space="0" w:color="4A90D9"/>
-          <w:bottom w:val="single" w:sz="4" w:space="0" w:color="4A90D9"/>
-          <w:right w:val="single" w:sz="4" w:space="0" w:color="4A90D9"/>
-        </w:pBdr>
-        <w:shd w:val="clear" w:color="auto" w:fill="1E2030"/>
-        <w:spacing w:line="200" w:lineRule="exact"/>
-        <w:ind w:right="27"/>
-        <w:rPr>
-          <w:rFonts w:ascii="Courier New" w:eastAsia="Courier New" w:hAnsi="Courier New" w:cs="Courier New"/>
-          <w:noProof/>
-          <w:color w:val="C8D3F5"/>
-          <w:sz w:val="20"/>
-          <w:szCs w:val="20"/>
-          <w:lang w:val="en-US"/>
-        </w:rPr>
-      </w:pPr>
-      <w:r>
-        <w:rPr>
-          <w:rFonts w:ascii="Courier New" w:eastAsia="Courier New" w:hAnsi="Courier New" w:cs="Courier New"/>
-          <w:noProof/>
-          <w:color w:val="C8D3F5"/>
-          <w:sz w:val="20"/>
-          <w:szCs w:val="20"/>
-          <w:lang w:val="en-US"/>
-        </w:rPr>
-        <w:t xml:space="preserve">                Instructions = "Шаг 1. Шаг 2.",</w:t>
+          <w:lang w:val="ru-RU"/>
+        </w:rPr>
+      </w:pPr>
+      <w:r>
+        <w:rPr>
+          <w:rFonts w:ascii="Courier New" w:eastAsia="Courier New" w:hAnsi="Courier New" w:cs="Courier New"/>
+          <w:noProof/>
+          <w:color w:val="C8D3F5"/>
+          <w:sz w:val="20"/>
+          <w:szCs w:val="20"/>
+          <w:lang w:val="en-US"/>
+        </w:rPr>
+        <w:t xml:space="preserve">                Title</w:t>
+      </w:r>
+      <w:r>
+        <w:rPr>
+          <w:rFonts w:ascii="Courier New" w:eastAsia="Courier New" w:hAnsi="Courier New" w:cs="Courier New"/>
+          <w:noProof/>
+          <w:color w:val="C8D3F5"/>
+          <w:sz w:val="20"/>
+          <w:szCs w:val="20"/>
+          <w:lang w:val="ru-RU"/>
+        </w:rPr>
+        <w:t xml:space="preserve"> = "Тестовый рецепт",</w:t>
+      </w:r>
+    </w:p>
+    <w:p>
+      <w:pPr>
+        <w:pBdr>
+          <w:left w:val="single" w:sz="4" w:space="0" w:color="4A90D9"/>
+          <w:bottom w:val="single" w:sz="4" w:space="0" w:color="4A90D9"/>
+          <w:right w:val="single" w:sz="4" w:space="0" w:color="4A90D9"/>
+        </w:pBdr>
+        <w:shd w:val="clear" w:color="auto" w:fill="1E2030"/>
+        <w:spacing w:line="200" w:lineRule="exact"/>
+        <w:ind w:right="27"/>
+        <w:rPr>
+          <w:rFonts w:ascii="Courier New" w:eastAsia="Courier New" w:hAnsi="Courier New" w:cs="Courier New"/>
+          <w:noProof/>
+          <w:color w:val="C8D3F5"/>
+          <w:sz w:val="20"/>
+          <w:szCs w:val="20"/>
+          <w:lang w:val="ru-RU"/>
+        </w:rPr>
+      </w:pPr>
+      <w:r>
+        <w:rPr>
+          <w:rFonts w:ascii="Courier New" w:eastAsia="Courier New" w:hAnsi="Courier New" w:cs="Courier New"/>
+          <w:noProof/>
+          <w:color w:val="C8D3F5"/>
+          <w:sz w:val="20"/>
+          <w:szCs w:val="20"/>
+          <w:lang w:val="ru-RU"/>
+        </w:rPr>
+        <w:t xml:space="preserve">                </w:t>
+      </w:r>
+      <w:r>
+        <w:rPr>
+          <w:rFonts w:ascii="Courier New" w:eastAsia="Courier New" w:hAnsi="Courier New" w:cs="Courier New"/>
+          <w:noProof/>
+          <w:color w:val="C8D3F5"/>
+          <w:sz w:val="20"/>
+          <w:szCs w:val="20"/>
+          <w:lang w:val="en-US"/>
+        </w:rPr>
+        <w:t>Ingredients</w:t>
+      </w:r>
+      <w:r>
+        <w:rPr>
+          <w:rFonts w:ascii="Courier New" w:eastAsia="Courier New" w:hAnsi="Courier New" w:cs="Courier New"/>
+          <w:noProof/>
+          <w:color w:val="C8D3F5"/>
+          <w:sz w:val="20"/>
+          <w:szCs w:val="20"/>
+          <w:lang w:val="ru-RU"/>
+        </w:rPr>
+        <w:t xml:space="preserve"> = "ингредиент1, ингредиент2",</w:t>
+      </w:r>
+    </w:p>
+    <w:p>
+      <w:pPr>
+        <w:pBdr>
+          <w:left w:val="single" w:sz="4" w:space="0" w:color="4A90D9"/>
+          <w:bottom w:val="single" w:sz="4" w:space="0" w:color="4A90D9"/>
+          <w:right w:val="single" w:sz="4" w:space="0" w:color="4A90D9"/>
+        </w:pBdr>
+        <w:shd w:val="clear" w:color="auto" w:fill="1E2030"/>
+        <w:spacing w:line="200" w:lineRule="exact"/>
+        <w:ind w:right="27"/>
+        <w:rPr>
+          <w:rFonts w:ascii="Courier New" w:eastAsia="Courier New" w:hAnsi="Courier New" w:cs="Courier New"/>
+          <w:noProof/>
+          <w:color w:val="C8D3F5"/>
+          <w:sz w:val="20"/>
+          <w:szCs w:val="20"/>
+          <w:lang w:val="en-US"/>
+        </w:rPr>
+      </w:pPr>
+      <w:r>
+        <w:rPr>
+          <w:rFonts w:ascii="Courier New" w:eastAsia="Courier New" w:hAnsi="Courier New" w:cs="Courier New"/>
+          <w:noProof/>
+          <w:color w:val="C8D3F5"/>
+          <w:sz w:val="20"/>
+          <w:szCs w:val="20"/>
+          <w:lang w:val="ru-RU"/>
+        </w:rPr>
+        <w:t xml:space="preserve">                </w:t>
+      </w:r>
+      <w:r>
+        <w:rPr>
+          <w:rFonts w:ascii="Courier New" w:eastAsia="Courier New" w:hAnsi="Courier New" w:cs="Courier New"/>
+          <w:noProof/>
+          <w:color w:val="C8D3F5"/>
+          <w:sz w:val="20"/>
+          <w:szCs w:val="20"/>
+          <w:lang w:val="en-US"/>
+        </w:rPr>
+        <w:t>Instructions = "Шаг 1. Шаг 2.",</w:t>
       </w:r>
     </w:p>
     <w:p>
@@ -20614,7 +21392,16 @@
                 <w:noProof/>
                 <w:lang w:val="en-US"/>
               </w:rPr>
-              <w:t>🔧 Integration тесты</w:t>
+              <w:t>🔧</w:t>
+            </w:r>
+            <w:r>
+              <w:rPr>
+                <w:b/>
+                <w:bCs/>
+                <w:noProof/>
+                <w:lang w:val="en-US"/>
+              </w:rPr>
+              <w:t xml:space="preserve"> Integration тесты</w:t>
             </w:r>
           </w:p>
         </w:tc>
@@ -20696,7 +21483,14 @@
           <w:noProof/>
           <w:lang w:val="en-US"/>
         </w:rPr>
-        <w:t>Шаг 7. Моки и изоляция зависимостей</w:t>
+        <w:t xml:space="preserve">Шаг 7. Моки и </w:t>
+      </w:r>
+      <w:r>
+        <w:rPr>
+          <w:noProof/>
+          <w:lang w:val="en-US"/>
+        </w:rPr>
+        <w:t>изоляция зависимостей</w:t>
       </w:r>
     </w:p>
     <w:p>
@@ -21101,70 +21895,92 @@
           <w:color w:val="C8D3F5"/>
           <w:sz w:val="20"/>
           <w:szCs w:val="20"/>
-          <w:lang w:val="en-US"/>
-        </w:rPr>
-      </w:pPr>
-      <w:r>
-        <w:rPr>
-          <w:rFonts w:ascii="Courier New" w:eastAsia="Courier New" w:hAnsi="Courier New" w:cs="Courier New"/>
-          <w:noProof/>
-          <w:color w:val="C8D3F5"/>
-          <w:sz w:val="20"/>
-          <w:szCs w:val="20"/>
-          <w:lang w:val="en-US"/>
-        </w:rPr>
-        <w:t xml:space="preserve">        // Этот тест демонстрирует подход с моками</w:t>
-      </w:r>
-    </w:p>
-    <w:p>
-      <w:pPr>
-        <w:pBdr>
-          <w:left w:val="single" w:sz="4" w:space="0" w:color="4A90D9"/>
-          <w:bottom w:val="single" w:sz="4" w:space="0" w:color="4A90D9"/>
-          <w:right w:val="single" w:sz="4" w:space="0" w:color="4A90D9"/>
-        </w:pBdr>
-        <w:shd w:val="clear" w:color="auto" w:fill="1E2030"/>
-        <w:spacing w:line="200" w:lineRule="exact"/>
-        <w:ind w:right="27"/>
-        <w:rPr>
-          <w:rFonts w:ascii="Courier New" w:eastAsia="Courier New" w:hAnsi="Courier New" w:cs="Courier New"/>
-          <w:noProof/>
-          <w:color w:val="C8D3F5"/>
-          <w:sz w:val="20"/>
-          <w:szCs w:val="20"/>
-          <w:lang w:val="en-US"/>
-        </w:rPr>
-      </w:pPr>
-    </w:p>
-    <w:p>
-      <w:pPr>
-        <w:pBdr>
-          <w:left w:val="single" w:sz="4" w:space="0" w:color="4A90D9"/>
-          <w:bottom w:val="single" w:sz="4" w:space="0" w:color="4A90D9"/>
-          <w:right w:val="single" w:sz="4" w:space="0" w:color="4A90D9"/>
-        </w:pBdr>
-        <w:shd w:val="clear" w:color="auto" w:fill="1E2030"/>
-        <w:spacing w:line="200" w:lineRule="exact"/>
-        <w:ind w:right="27"/>
-        <w:rPr>
-          <w:rFonts w:ascii="Courier New" w:eastAsia="Courier New" w:hAnsi="Courier New" w:cs="Courier New"/>
-          <w:noProof/>
-          <w:color w:val="C8D3F5"/>
-          <w:sz w:val="20"/>
-          <w:szCs w:val="20"/>
-          <w:lang w:val="en-US"/>
-        </w:rPr>
-      </w:pPr>
-      <w:r>
-        <w:rPr>
-          <w:rFonts w:ascii="Courier New" w:eastAsia="Courier New" w:hAnsi="Courier New" w:cs="Courier New"/>
-          <w:noProof/>
-          <w:color w:val="C8D3F5"/>
-          <w:sz w:val="20"/>
-          <w:szCs w:val="20"/>
-          <w:lang w:val="en-US"/>
-        </w:rPr>
-        <w:t xml:space="preserve">        [Fact]</w:t>
+          <w:lang w:val="ru-RU"/>
+        </w:rPr>
+      </w:pPr>
+      <w:r>
+        <w:rPr>
+          <w:rFonts w:ascii="Courier New" w:eastAsia="Courier New" w:hAnsi="Courier New" w:cs="Courier New"/>
+          <w:noProof/>
+          <w:color w:val="C8D3F5"/>
+          <w:sz w:val="20"/>
+          <w:szCs w:val="20"/>
+          <w:lang w:val="en-US"/>
+        </w:rPr>
+        <w:t xml:space="preserve">        </w:t>
+      </w:r>
+      <w:r>
+        <w:rPr>
+          <w:rFonts w:ascii="Courier New" w:eastAsia="Courier New" w:hAnsi="Courier New" w:cs="Courier New"/>
+          <w:noProof/>
+          <w:color w:val="C8D3F5"/>
+          <w:sz w:val="20"/>
+          <w:szCs w:val="20"/>
+          <w:lang w:val="ru-RU"/>
+        </w:rPr>
+        <w:t>// Этот тест демонстрирует подход с моками</w:t>
+      </w:r>
+    </w:p>
+    <w:p>
+      <w:pPr>
+        <w:pBdr>
+          <w:left w:val="single" w:sz="4" w:space="0" w:color="4A90D9"/>
+          <w:bottom w:val="single" w:sz="4" w:space="0" w:color="4A90D9"/>
+          <w:right w:val="single" w:sz="4" w:space="0" w:color="4A90D9"/>
+        </w:pBdr>
+        <w:shd w:val="clear" w:color="auto" w:fill="1E2030"/>
+        <w:spacing w:line="200" w:lineRule="exact"/>
+        <w:ind w:right="27"/>
+        <w:rPr>
+          <w:rFonts w:ascii="Courier New" w:eastAsia="Courier New" w:hAnsi="Courier New" w:cs="Courier New"/>
+          <w:noProof/>
+          <w:color w:val="C8D3F5"/>
+          <w:sz w:val="20"/>
+          <w:szCs w:val="20"/>
+          <w:lang w:val="ru-RU"/>
+        </w:rPr>
+      </w:pPr>
+    </w:p>
+    <w:p>
+      <w:pPr>
+        <w:pBdr>
+          <w:left w:val="single" w:sz="4" w:space="0" w:color="4A90D9"/>
+          <w:bottom w:val="single" w:sz="4" w:space="0" w:color="4A90D9"/>
+          <w:right w:val="single" w:sz="4" w:space="0" w:color="4A90D9"/>
+        </w:pBdr>
+        <w:shd w:val="clear" w:color="auto" w:fill="1E2030"/>
+        <w:spacing w:line="200" w:lineRule="exact"/>
+        <w:ind w:right="27"/>
+        <w:rPr>
+          <w:rFonts w:ascii="Courier New" w:eastAsia="Courier New" w:hAnsi="Courier New" w:cs="Courier New"/>
+          <w:noProof/>
+          <w:color w:val="C8D3F5"/>
+          <w:sz w:val="20"/>
+          <w:szCs w:val="20"/>
+          <w:lang w:val="en-US"/>
+        </w:rPr>
+      </w:pPr>
+      <w:r>
+        <w:rPr>
+          <w:rFonts w:ascii="Courier New" w:eastAsia="Courier New" w:hAnsi="Courier New" w:cs="Courier New"/>
+          <w:noProof/>
+          <w:color w:val="C8D3F5"/>
+          <w:sz w:val="20"/>
+          <w:szCs w:val="20"/>
+          <w:lang w:val="ru-RU"/>
+        </w:rPr>
+        <w:t xml:space="preserve">        </w:t>
+      </w:r>
+      <w:r>
+        <w:rPr>
+          <w:rFonts w:ascii="Courier New" w:eastAsia="Courier New" w:hAnsi="Courier New" w:cs="Courier New"/>
+          <w:noProof/>
+          <w:color w:val="C8D3F5"/>
+          <w:sz w:val="20"/>
+          <w:szCs w:val="20"/>
+          <w:lang w:val="en-US"/>
+        </w:rPr>
+        <w:t>[Fact]</w:t>
       </w:r>
     </w:p>
     <w:p>
@@ -21420,50 +22236,94 @@
           <w:color w:val="C8D3F5"/>
           <w:sz w:val="20"/>
           <w:szCs w:val="20"/>
-          <w:lang w:val="en-US"/>
-        </w:rPr>
-      </w:pPr>
-      <w:r>
-        <w:rPr>
-          <w:rFonts w:ascii="Courier New" w:eastAsia="Courier New" w:hAnsi="Courier New" w:cs="Courier New"/>
-          <w:noProof/>
-          <w:color w:val="C8D3F5"/>
-          <w:sz w:val="20"/>
-          <w:szCs w:val="20"/>
-          <w:lang w:val="en-US"/>
-        </w:rPr>
-        <w:t xml:space="preserve">            // Для тестирования нужно сделать DatabaseService инжектируемым</w:t>
-      </w:r>
-    </w:p>
-    <w:p>
-      <w:pPr>
-        <w:pBdr>
-          <w:left w:val="single" w:sz="4" w:space="0" w:color="4A90D9"/>
-          <w:bottom w:val="single" w:sz="4" w:space="0" w:color="4A90D9"/>
-          <w:right w:val="single" w:sz="4" w:space="0" w:color="4A90D9"/>
-        </w:pBdr>
-        <w:shd w:val="clear" w:color="auto" w:fill="1E2030"/>
-        <w:spacing w:line="200" w:lineRule="exact"/>
-        <w:ind w:right="27"/>
-        <w:rPr>
-          <w:rFonts w:ascii="Courier New" w:eastAsia="Courier New" w:hAnsi="Courier New" w:cs="Courier New"/>
-          <w:noProof/>
-          <w:color w:val="C8D3F5"/>
-          <w:sz w:val="20"/>
-          <w:szCs w:val="20"/>
-          <w:lang w:val="en-US"/>
-        </w:rPr>
-      </w:pPr>
-      <w:r>
-        <w:rPr>
-          <w:rFonts w:ascii="Courier New" w:eastAsia="Courier New" w:hAnsi="Courier New" w:cs="Courier New"/>
-          <w:noProof/>
-          <w:color w:val="C8D3F5"/>
-          <w:sz w:val="20"/>
-          <w:szCs w:val="20"/>
-          <w:lang w:val="en-US"/>
-        </w:rPr>
-        <w:t xml:space="preserve">            // var viewModel = new MainViewModel(mockDatabase.Object);</w:t>
+          <w:lang w:val="ru-RU"/>
+        </w:rPr>
+      </w:pPr>
+      <w:r>
+        <w:rPr>
+          <w:rFonts w:ascii="Courier New" w:eastAsia="Courier New" w:hAnsi="Courier New" w:cs="Courier New"/>
+          <w:noProof/>
+          <w:color w:val="C8D3F5"/>
+          <w:sz w:val="20"/>
+          <w:szCs w:val="20"/>
+          <w:lang w:val="en-US"/>
+        </w:rPr>
+        <w:t xml:space="preserve">            </w:t>
+      </w:r>
+      <w:r>
+        <w:rPr>
+          <w:rFonts w:ascii="Courier New" w:eastAsia="Courier New" w:hAnsi="Courier New" w:cs="Courier New"/>
+          <w:noProof/>
+          <w:color w:val="C8D3F5"/>
+          <w:sz w:val="20"/>
+          <w:szCs w:val="20"/>
+          <w:lang w:val="ru-RU"/>
+        </w:rPr>
+        <w:t xml:space="preserve">// Для тестирования нужно сделать </w:t>
+      </w:r>
+      <w:r>
+        <w:rPr>
+          <w:rFonts w:ascii="Courier New" w:eastAsia="Courier New" w:hAnsi="Courier New" w:cs="Courier New"/>
+          <w:noProof/>
+          <w:color w:val="C8D3F5"/>
+          <w:sz w:val="20"/>
+          <w:szCs w:val="20"/>
+          <w:lang w:val="en-US"/>
+        </w:rPr>
+        <w:t>DatabaseService</w:t>
+      </w:r>
+      <w:r>
+        <w:rPr>
+          <w:rFonts w:ascii="Courier New" w:eastAsia="Courier New" w:hAnsi="Courier New" w:cs="Courier New"/>
+          <w:noProof/>
+          <w:color w:val="C8D3F5"/>
+          <w:sz w:val="20"/>
+          <w:szCs w:val="20"/>
+          <w:lang w:val="ru-RU"/>
+        </w:rPr>
+        <w:t xml:space="preserve"> инжектируемым</w:t>
+      </w:r>
+    </w:p>
+    <w:p>
+      <w:pPr>
+        <w:pBdr>
+          <w:left w:val="single" w:sz="4" w:space="0" w:color="4A90D9"/>
+          <w:bottom w:val="single" w:sz="4" w:space="0" w:color="4A90D9"/>
+          <w:right w:val="single" w:sz="4" w:space="0" w:color="4A90D9"/>
+        </w:pBdr>
+        <w:shd w:val="clear" w:color="auto" w:fill="1E2030"/>
+        <w:spacing w:line="200" w:lineRule="exact"/>
+        <w:ind w:right="27"/>
+        <w:rPr>
+          <w:rFonts w:ascii="Courier New" w:eastAsia="Courier New" w:hAnsi="Courier New" w:cs="Courier New"/>
+          <w:noProof/>
+          <w:color w:val="C8D3F5"/>
+          <w:sz w:val="20"/>
+          <w:szCs w:val="20"/>
+          <w:lang w:val="en-US"/>
+        </w:rPr>
+      </w:pPr>
+      <w:r>
+        <w:rPr>
+          <w:rFonts w:ascii="Courier New" w:eastAsia="Courier New" w:hAnsi="Courier New" w:cs="Courier New"/>
+          <w:noProof/>
+          <w:color w:val="C8D3F5"/>
+          <w:sz w:val="20"/>
+          <w:szCs w:val="20"/>
+          <w:lang w:val="ru-RU"/>
+        </w:rPr>
+        <w:t xml:space="preserve">            </w:t>
+      </w:r>
+      <w:r>
+        <w:rPr>
+          <w:rFonts w:ascii="Courier New" w:eastAsia="Courier New" w:hAnsi="Courier New" w:cs="Courier New"/>
+          <w:noProof/>
+          <w:color w:val="C8D3F5"/>
+          <w:sz w:val="20"/>
+          <w:szCs w:val="20"/>
+          <w:lang w:val="en-US"/>
+        </w:rPr>
+        <w:t>// var viewModel = new MainViewModel(mockDatabase.Object);</w:t>
       </w:r>
     </w:p>
     <w:p>
@@ -21647,48 +22507,59 @@
           <w:color w:val="C8D3F5"/>
           <w:sz w:val="20"/>
           <w:szCs w:val="20"/>
-          <w:lang w:val="en-US"/>
-        </w:rPr>
-      </w:pPr>
-      <w:r>
-        <w:rPr>
-          <w:rFonts w:ascii="Courier New" w:eastAsia="Courier New" w:hAnsi="Courier New" w:cs="Courier New"/>
-          <w:noProof/>
-          <w:color w:val="C8D3F5"/>
-          <w:sz w:val="20"/>
-          <w:szCs w:val="20"/>
-          <w:lang w:val="en-US"/>
-        </w:rPr>
-        <w:t xml:space="preserve">        }</w:t>
-      </w:r>
-    </w:p>
-    <w:p>
-      <w:pPr>
-        <w:pBdr>
-          <w:left w:val="single" w:sz="4" w:space="0" w:color="4A90D9"/>
-          <w:bottom w:val="single" w:sz="4" w:space="0" w:color="4A90D9"/>
-          <w:right w:val="single" w:sz="4" w:space="0" w:color="4A90D9"/>
-        </w:pBdr>
-        <w:shd w:val="clear" w:color="auto" w:fill="1E2030"/>
-        <w:spacing w:line="200" w:lineRule="exact"/>
-        <w:ind w:right="27"/>
-        <w:rPr>
-          <w:rFonts w:ascii="Courier New" w:eastAsia="Courier New" w:hAnsi="Courier New" w:cs="Courier New"/>
-          <w:noProof/>
-          <w:color w:val="C8D3F5"/>
-          <w:sz w:val="20"/>
-          <w:szCs w:val="20"/>
-          <w:lang w:val="en-US"/>
-        </w:rPr>
-      </w:pPr>
-      <w:r>
-        <w:rPr>
-          <w:rFonts w:ascii="Courier New" w:eastAsia="Courier New" w:hAnsi="Courier New" w:cs="Courier New"/>
-          <w:noProof/>
-          <w:color w:val="C8D3F5"/>
-          <w:sz w:val="20"/>
-          <w:szCs w:val="20"/>
-          <w:lang w:val="en-US"/>
+          <w:lang w:val="ru-RU"/>
+        </w:rPr>
+      </w:pPr>
+      <w:r>
+        <w:rPr>
+          <w:rFonts w:ascii="Courier New" w:eastAsia="Courier New" w:hAnsi="Courier New" w:cs="Courier New"/>
+          <w:noProof/>
+          <w:color w:val="C8D3F5"/>
+          <w:sz w:val="20"/>
+          <w:szCs w:val="20"/>
+          <w:lang w:val="en-US"/>
+        </w:rPr>
+        <w:t xml:space="preserve">        </w:t>
+      </w:r>
+      <w:r>
+        <w:rPr>
+          <w:rFonts w:ascii="Courier New" w:eastAsia="Courier New" w:hAnsi="Courier New" w:cs="Courier New"/>
+          <w:noProof/>
+          <w:color w:val="C8D3F5"/>
+          <w:sz w:val="20"/>
+          <w:szCs w:val="20"/>
+          <w:lang w:val="ru-RU"/>
+        </w:rPr>
+        <w:t>}</w:t>
+      </w:r>
+    </w:p>
+    <w:p>
+      <w:pPr>
+        <w:pBdr>
+          <w:left w:val="single" w:sz="4" w:space="0" w:color="4A90D9"/>
+          <w:bottom w:val="single" w:sz="4" w:space="0" w:color="4A90D9"/>
+          <w:right w:val="single" w:sz="4" w:space="0" w:color="4A90D9"/>
+        </w:pBdr>
+        <w:shd w:val="clear" w:color="auto" w:fill="1E2030"/>
+        <w:spacing w:line="200" w:lineRule="exact"/>
+        <w:ind w:right="27"/>
+        <w:rPr>
+          <w:rFonts w:ascii="Courier New" w:eastAsia="Courier New" w:hAnsi="Courier New" w:cs="Courier New"/>
+          <w:noProof/>
+          <w:color w:val="C8D3F5"/>
+          <w:sz w:val="20"/>
+          <w:szCs w:val="20"/>
+          <w:lang w:val="ru-RU"/>
+        </w:rPr>
+      </w:pPr>
+      <w:r>
+        <w:rPr>
+          <w:rFonts w:ascii="Courier New" w:eastAsia="Courier New" w:hAnsi="Courier New" w:cs="Courier New"/>
+          <w:noProof/>
+          <w:color w:val="C8D3F5"/>
+          <w:sz w:val="20"/>
+          <w:szCs w:val="20"/>
+          <w:lang w:val="ru-RU"/>
         </w:rPr>
         <w:t xml:space="preserve">    }</w:t>
       </w:r>
@@ -21709,17 +22580,17 @@
           <w:color w:val="C8D3F5"/>
           <w:sz w:val="20"/>
           <w:szCs w:val="20"/>
-          <w:lang w:val="en-US"/>
-        </w:rPr>
-      </w:pPr>
-      <w:r>
-        <w:rPr>
-          <w:rFonts w:ascii="Courier New" w:eastAsia="Courier New" w:hAnsi="Courier New" w:cs="Courier New"/>
-          <w:noProof/>
-          <w:color w:val="C8D3F5"/>
-          <w:sz w:val="20"/>
-          <w:szCs w:val="20"/>
-          <w:lang w:val="en-US"/>
+          <w:lang w:val="ru-RU"/>
+        </w:rPr>
+      </w:pPr>
+      <w:r>
+        <w:rPr>
+          <w:rFonts w:ascii="Courier New" w:eastAsia="Courier New" w:hAnsi="Courier New" w:cs="Courier New"/>
+          <w:noProof/>
+          <w:color w:val="C8D3F5"/>
+          <w:sz w:val="20"/>
+          <w:szCs w:val="20"/>
+          <w:lang w:val="ru-RU"/>
         </w:rPr>
         <w:t>}</w:t>
       </w:r>
@@ -21750,16 +22621,32 @@
         <w:rPr>
           <w:rFonts w:ascii="Calibri" w:hAnsi="Calibri" w:cs="Calibri"/>
           <w:noProof/>
-          <w:lang w:val="en-US"/>
+          <w:lang w:val="ru-RU"/>
         </w:rPr>
       </w:pPr>
       <w:r>
         <w:rPr>
           <w:rFonts w:ascii="Calibri" w:hAnsi="Calibri" w:cs="Calibri"/>
           <w:noProof/>
-          <w:lang w:val="en-US"/>
-        </w:rPr>
-        <w:t>// Интерфейс для DatabaseService (добавить в основной проект)</w:t>
+          <w:lang w:val="ru-RU"/>
+        </w:rPr>
+        <w:t xml:space="preserve">// Интерфейс для </w:t>
+      </w:r>
+      <w:r>
+        <w:rPr>
+          <w:rFonts w:ascii="Calibri" w:hAnsi="Calibri" w:cs="Calibri"/>
+          <w:noProof/>
+          <w:lang w:val="en-US"/>
+        </w:rPr>
+        <w:t>DatabaseService</w:t>
+      </w:r>
+      <w:r>
+        <w:rPr>
+          <w:rFonts w:ascii="Calibri" w:hAnsi="Calibri" w:cs="Calibri"/>
+          <w:noProof/>
+          <w:lang w:val="ru-RU"/>
+        </w:rPr>
+        <w:t xml:space="preserve"> (добавить в основной проект)</w:t>
       </w:r>
     </w:p>
     <w:p>
@@ -22667,50 +23554,72 @@
           <w:color w:val="C8D3F5"/>
           <w:sz w:val="20"/>
           <w:szCs w:val="20"/>
-          <w:lang w:val="en-US"/>
-        </w:rPr>
-      </w:pPr>
-      <w:r>
-        <w:rPr>
-          <w:rFonts w:ascii="Courier New" w:eastAsia="Courier New" w:hAnsi="Courier New" w:cs="Courier New"/>
-          <w:noProof/>
-          <w:color w:val="C8D3F5"/>
-          <w:sz w:val="20"/>
-          <w:szCs w:val="20"/>
-          <w:lang w:val="en-US"/>
-        </w:rPr>
-        <w:t xml:space="preserve">    // Конструктор с возможностью указать путь к БД (для тестов)</w:t>
-      </w:r>
-    </w:p>
-    <w:p>
-      <w:pPr>
-        <w:pBdr>
-          <w:left w:val="single" w:sz="4" w:space="0" w:color="4A90D9"/>
-          <w:bottom w:val="single" w:sz="4" w:space="0" w:color="4A90D9"/>
-          <w:right w:val="single" w:sz="4" w:space="0" w:color="4A90D9"/>
-        </w:pBdr>
-        <w:shd w:val="clear" w:color="auto" w:fill="1E2030"/>
-        <w:spacing w:line="200" w:lineRule="exact"/>
-        <w:ind w:right="27"/>
-        <w:rPr>
-          <w:rFonts w:ascii="Courier New" w:eastAsia="Courier New" w:hAnsi="Courier New" w:cs="Courier New"/>
-          <w:noProof/>
-          <w:color w:val="C8D3F5"/>
-          <w:sz w:val="20"/>
-          <w:szCs w:val="20"/>
-          <w:lang w:val="en-US"/>
-        </w:rPr>
-      </w:pPr>
-      <w:r>
-        <w:rPr>
-          <w:rFonts w:ascii="Courier New" w:eastAsia="Courier New" w:hAnsi="Courier New" w:cs="Courier New"/>
-          <w:noProof/>
-          <w:color w:val="C8D3F5"/>
-          <w:sz w:val="20"/>
-          <w:szCs w:val="20"/>
-          <w:lang w:val="en-US"/>
-        </w:rPr>
-        <w:t xml:space="preserve">    public DatabaseService(string? customDbPath = null)</w:t>
+          <w:lang w:val="ru-RU"/>
+        </w:rPr>
+      </w:pPr>
+      <w:r>
+        <w:rPr>
+          <w:rFonts w:ascii="Courier New" w:eastAsia="Courier New" w:hAnsi="Courier New" w:cs="Courier New"/>
+          <w:noProof/>
+          <w:color w:val="C8D3F5"/>
+          <w:sz w:val="20"/>
+          <w:szCs w:val="20"/>
+          <w:lang w:val="en-US"/>
+        </w:rPr>
+        <w:t xml:space="preserve">    </w:t>
+      </w:r>
+      <w:r>
+        <w:rPr>
+          <w:rFonts w:ascii="Courier New" w:eastAsia="Courier New" w:hAnsi="Courier New" w:cs="Courier New"/>
+          <w:noProof/>
+          <w:color w:val="C8D3F5"/>
+          <w:sz w:val="20"/>
+          <w:szCs w:val="20"/>
+          <w:lang w:val="ru-RU"/>
+        </w:rPr>
+        <w:t>// Конструктор с возможностью указать путь к БД (для тестов)</w:t>
+      </w:r>
+    </w:p>
+    <w:p>
+      <w:pPr>
+        <w:pBdr>
+          <w:left w:val="single" w:sz="4" w:space="0" w:color="4A90D9"/>
+          <w:bottom w:val="single" w:sz="4" w:space="0" w:color="4A90D9"/>
+          <w:right w:val="single" w:sz="4" w:space="0" w:color="4A90D9"/>
+        </w:pBdr>
+        <w:shd w:val="clear" w:color="auto" w:fill="1E2030"/>
+        <w:spacing w:line="200" w:lineRule="exact"/>
+        <w:ind w:right="27"/>
+        <w:rPr>
+          <w:rFonts w:ascii="Courier New" w:eastAsia="Courier New" w:hAnsi="Courier New" w:cs="Courier New"/>
+          <w:noProof/>
+          <w:color w:val="C8D3F5"/>
+          <w:sz w:val="20"/>
+          <w:szCs w:val="20"/>
+          <w:lang w:val="en-US"/>
+        </w:rPr>
+      </w:pPr>
+      <w:r>
+        <w:rPr>
+          <w:rFonts w:ascii="Courier New" w:eastAsia="Courier New" w:hAnsi="Courier New" w:cs="Courier New"/>
+          <w:noProof/>
+          <w:color w:val="C8D3F5"/>
+          <w:sz w:val="20"/>
+          <w:szCs w:val="20"/>
+          <w:lang w:val="ru-RU"/>
+        </w:rPr>
+        <w:t xml:space="preserve">    </w:t>
+      </w:r>
+      <w:r>
+        <w:rPr>
+          <w:rFonts w:ascii="Courier New" w:eastAsia="Courier New" w:hAnsi="Courier New" w:cs="Courier New"/>
+          <w:noProof/>
+          <w:color w:val="C8D3F5"/>
+          <w:sz w:val="20"/>
+          <w:szCs w:val="20"/>
+          <w:lang w:val="en-US"/>
+        </w:rPr>
+        <w:t>public DatabaseService(string? customDbPath = null)</w:t>
       </w:r>
     </w:p>
     <w:p>
@@ -23202,7 +24111,14 @@
           <w:noProof/>
           <w:lang w:val="en-US"/>
         </w:rPr>
-        <w:t>Шаг 9. Test-Driven Development (TDD)</w:t>
+        <w:t>Шаг 9. Test-Dri</w:t>
+      </w:r>
+      <w:r>
+        <w:rPr>
+          <w:noProof/>
+          <w:lang w:val="en-US"/>
+        </w:rPr>
+        <w:t>ven Development (TDD)</w:t>
       </w:r>
     </w:p>
     <w:p>
@@ -23218,16 +24134,32 @@
         <w:rPr>
           <w:rFonts w:ascii="Calibri" w:hAnsi="Calibri" w:cs="Calibri"/>
           <w:noProof/>
-          <w:lang w:val="en-US"/>
+          <w:lang w:val="ru-RU"/>
         </w:rPr>
       </w:pPr>
       <w:r>
         <w:rPr>
           <w:rFonts w:ascii="Calibri" w:hAnsi="Calibri" w:cs="Calibri"/>
           <w:noProof/>
-          <w:lang w:val="en-US"/>
-        </w:rPr>
-        <w:t>Добавим новый функционал методом TDD: рейтинг рецептов. Сначала пишем тест:</w:t>
+          <w:lang w:val="ru-RU"/>
+        </w:rPr>
+        <w:t xml:space="preserve">Добавим новый функционал методом </w:t>
+      </w:r>
+      <w:r>
+        <w:rPr>
+          <w:rFonts w:ascii="Calibri" w:hAnsi="Calibri" w:cs="Calibri"/>
+          <w:noProof/>
+          <w:lang w:val="en-US"/>
+        </w:rPr>
+        <w:t>TDD</w:t>
+      </w:r>
+      <w:r>
+        <w:rPr>
+          <w:rFonts w:ascii="Calibri" w:hAnsi="Calibri" w:cs="Calibri"/>
+          <w:noProof/>
+          <w:lang w:val="ru-RU"/>
+        </w:rPr>
+        <w:t>: рейтинг рецептов. Сначала пишем тест:</w:t>
       </w:r>
     </w:p>
     <w:p>
@@ -23245,7 +24177,7 @@
           <w:i/>
           <w:iCs/>
           <w:noProof/>
-          <w:lang w:val="en-US"/>
+          <w:lang w:val="ru-RU"/>
         </w:rPr>
       </w:pPr>
       <w:r>
@@ -23254,9 +24186,29 @@
           <w:i/>
           <w:iCs/>
           <w:noProof/>
-          <w:lang w:val="en-US"/>
-        </w:rPr>
-        <w:t>// Шаг 1: Пишем тест (Red)</w:t>
+          <w:lang w:val="ru-RU"/>
+        </w:rPr>
+        <w:t>// Шаг 1: Пишем тест (</w:t>
+      </w:r>
+      <w:r>
+        <w:rPr>
+          <w:rFonts w:ascii="Calibri" w:hAnsi="Calibri" w:cs="Calibri"/>
+          <w:i/>
+          <w:iCs/>
+          <w:noProof/>
+          <w:lang w:val="en-US"/>
+        </w:rPr>
+        <w:t>Red</w:t>
+      </w:r>
+      <w:r>
+        <w:rPr>
+          <w:rFonts w:ascii="Calibri" w:hAnsi="Calibri" w:cs="Calibri"/>
+          <w:i/>
+          <w:iCs/>
+          <w:noProof/>
+          <w:lang w:val="ru-RU"/>
+        </w:rPr>
+        <w:t>)</w:t>
       </w:r>
     </w:p>
     <w:p>
@@ -24252,17 +25204,17 @@
           <w:color w:val="C8D3F5"/>
           <w:sz w:val="20"/>
           <w:szCs w:val="20"/>
-          <w:lang w:val="en-US"/>
-        </w:rPr>
-      </w:pPr>
-      <w:r>
-        <w:rPr>
-          <w:rFonts w:ascii="Courier New" w:eastAsia="Courier New" w:hAnsi="Courier New" w:cs="Courier New"/>
-          <w:noProof/>
-          <w:color w:val="C8D3F5"/>
-          <w:sz w:val="20"/>
-          <w:szCs w:val="20"/>
-          <w:lang w:val="en-US"/>
+          <w:lang w:val="ru-RU"/>
+        </w:rPr>
+      </w:pPr>
+      <w:r>
+        <w:rPr>
+          <w:rFonts w:ascii="Courier New" w:eastAsia="Courier New" w:hAnsi="Courier New" w:cs="Courier New"/>
+          <w:noProof/>
+          <w:color w:val="C8D3F5"/>
+          <w:sz w:val="20"/>
+          <w:szCs w:val="20"/>
+          <w:lang w:val="ru-RU"/>
         </w:rPr>
         <w:t>}</w:t>
       </w:r>
@@ -24283,7 +25235,7 @@
           <w:color w:val="C8D3F5"/>
           <w:sz w:val="20"/>
           <w:szCs w:val="20"/>
-          <w:lang w:val="en-US"/>
+          <w:lang w:val="ru-RU"/>
         </w:rPr>
       </w:pPr>
     </w:p>
@@ -24302,7 +25254,7 @@
           <w:i/>
           <w:iCs/>
           <w:noProof/>
-          <w:lang w:val="en-US"/>
+          <w:lang w:val="ru-RU"/>
         </w:rPr>
       </w:pPr>
       <w:r>
@@ -24311,9 +25263,69 @@
           <w:i/>
           <w:iCs/>
           <w:noProof/>
-          <w:lang w:val="en-US"/>
-        </w:rPr>
-        <w:t>// Шаг 2: Добавляем поля в Recipe.cs (Green)</w:t>
+          <w:lang w:val="ru-RU"/>
+        </w:rPr>
+        <w:t xml:space="preserve">// Шаг 2: Добавляем поля в </w:t>
+      </w:r>
+      <w:r>
+        <w:rPr>
+          <w:rFonts w:ascii="Calibri" w:hAnsi="Calibri" w:cs="Calibri"/>
+          <w:i/>
+          <w:iCs/>
+          <w:noProof/>
+          <w:lang w:val="en-US"/>
+        </w:rPr>
+        <w:t>Recipe</w:t>
+      </w:r>
+      <w:r>
+        <w:rPr>
+          <w:rFonts w:ascii="Calibri" w:hAnsi="Calibri" w:cs="Calibri"/>
+          <w:i/>
+          <w:iCs/>
+          <w:noProof/>
+          <w:lang w:val="ru-RU"/>
+        </w:rPr>
+        <w:t>.</w:t>
+      </w:r>
+      <w:r>
+        <w:rPr>
+          <w:rFonts w:ascii="Calibri" w:hAnsi="Calibri" w:cs="Calibri"/>
+          <w:i/>
+          <w:iCs/>
+          <w:noProof/>
+          <w:lang w:val="en-US"/>
+        </w:rPr>
+        <w:t>cs</w:t>
+      </w:r>
+      <w:r>
+        <w:rPr>
+          <w:rFonts w:ascii="Calibri" w:hAnsi="Calibri" w:cs="Calibri"/>
+          <w:i/>
+          <w:iCs/>
+          <w:noProof/>
+          <w:lang w:val="ru-RU"/>
+        </w:rPr>
+        <w:t xml:space="preserve"> (</w:t>
+      </w:r>
+      <w:r>
+        <w:rPr>
+          <w:rFonts w:ascii="Calibri" w:hAnsi="Calibri" w:cs="Calibri"/>
+          <w:i/>
+          <w:iCs/>
+          <w:noProof/>
+          <w:lang w:val="en-US"/>
+        </w:rPr>
+        <w:t>Green</w:t>
+      </w:r>
+      <w:r>
+        <w:rPr>
+          <w:rFonts w:ascii="Calibri" w:hAnsi="Calibri" w:cs="Calibri"/>
+          <w:i/>
+          <w:iCs/>
+          <w:noProof/>
+          <w:lang w:val="ru-RU"/>
+        </w:rPr>
+        <w:t>)</w:t>
       </w:r>
     </w:p>
     <w:p>
@@ -25985,7 +26997,7 @@
           <w:i/>
           <w:iCs/>
           <w:noProof/>
-          <w:lang w:val="en-US"/>
+          <w:lang w:val="ru-RU"/>
         </w:rPr>
       </w:pPr>
       <w:r>
@@ -25994,7 +27006,7 @@
           <w:i/>
           <w:iCs/>
           <w:noProof/>
-          <w:lang w:val="en-US"/>
+          <w:lang w:val="ru-RU"/>
         </w:rPr>
         <w:t>// Шаг 5: Рефакторинг - оптимизируем код, убираем дублирование</w:t>
       </w:r>
@@ -26063,7 +27075,16 @@
                 <w:noProof/>
                 <w:lang w:val="en-US"/>
               </w:rPr>
-              <w:t>🔄 TDD Цикл: Red → Green → Refactor</w:t>
+              <w:t>🔄</w:t>
+            </w:r>
+            <w:r>
+              <w:rPr>
+                <w:b/>
+                <w:bCs/>
+                <w:noProof/>
+                <w:lang w:val="en-US"/>
+              </w:rPr>
+              <w:t xml:space="preserve"> TDD Цикл: Red → Green → Refactor</w:t>
             </w:r>
           </w:p>
         </w:tc>
@@ -26289,16 +27310,80 @@
         <w:rPr>
           <w:rFonts w:ascii="Calibri" w:hAnsi="Calibri" w:cs="Calibri"/>
           <w:noProof/>
-          <w:lang w:val="en-US"/>
+          <w:lang w:val="ru-RU"/>
         </w:rPr>
       </w:pPr>
       <w:r>
         <w:rPr>
           <w:rFonts w:ascii="Calibri" w:hAnsi="Calibri" w:cs="Calibri"/>
           <w:noProof/>
-          <w:lang w:val="en-US"/>
-        </w:rPr>
-        <w:t>Создайте файл .github/workflows/dotnet.yml в корне репозитория:</w:t>
+          <w:lang w:val="ru-RU"/>
+        </w:rPr>
+        <w:t>Создайте файл .</w:t>
+      </w:r>
+      <w:r>
+        <w:rPr>
+          <w:rFonts w:ascii="Calibri" w:hAnsi="Calibri" w:cs="Calibri"/>
+          <w:noProof/>
+          <w:lang w:val="en-US"/>
+        </w:rPr>
+        <w:t>github</w:t>
+      </w:r>
+      <w:r>
+        <w:rPr>
+          <w:rFonts w:ascii="Calibri" w:hAnsi="Calibri" w:cs="Calibri"/>
+          <w:noProof/>
+          <w:lang w:val="ru-RU"/>
+        </w:rPr>
+        <w:t>/</w:t>
+      </w:r>
+      <w:r>
+        <w:rPr>
+          <w:rFonts w:ascii="Calibri" w:hAnsi="Calibri" w:cs="Calibri"/>
+          <w:noProof/>
+          <w:lang w:val="en-US"/>
+        </w:rPr>
+        <w:t>workflows</w:t>
+      </w:r>
+      <w:r>
+        <w:rPr>
+          <w:rFonts w:ascii="Calibri" w:hAnsi="Calibri" w:cs="Calibri"/>
+          <w:noProof/>
+          <w:lang w:val="ru-RU"/>
+        </w:rPr>
+        <w:t>/</w:t>
+      </w:r>
+      <w:r>
+        <w:rPr>
+          <w:rFonts w:ascii="Calibri" w:hAnsi="Calibri" w:cs="Calibri"/>
+          <w:noProof/>
+          <w:lang w:val="en-US"/>
+        </w:rPr>
+        <w:t>dotnet</w:t>
+      </w:r>
+      <w:r>
+        <w:rPr>
+          <w:rFonts w:ascii="Calibri" w:hAnsi="Calibri" w:cs="Calibri"/>
+          <w:noProof/>
+          <w:lang w:val="ru-RU"/>
+        </w:rPr>
+        <w:t>.</w:t>
+      </w:r>
+      <w:r>
+        <w:rPr>
+          <w:rFonts w:ascii="Calibri" w:hAnsi="Calibri" w:cs="Calibri"/>
+          <w:noProof/>
+          <w:lang w:val="en-US"/>
+        </w:rPr>
+        <w:t>yml</w:t>
+      </w:r>
+      <w:r>
+        <w:rPr>
+          <w:rFonts w:ascii="Calibri" w:hAnsi="Calibri" w:cs="Calibri"/>
+          <w:noProof/>
+          <w:lang w:val="ru-RU"/>
+        </w:rPr>
+        <w:t xml:space="preserve"> в корне репозитория:</w:t>
       </w:r>
     </w:p>
     <w:p>
@@ -27602,7 +28687,14 @@
           <w:noProof/>
           <w:lang w:val="en-US"/>
         </w:rPr>
-        <w:t>Шаг 11. Настройка Code Coverage</w:t>
+        <w:t>Шаг 11</w:t>
+      </w:r>
+      <w:r>
+        <w:rPr>
+          <w:noProof/>
+          <w:lang w:val="en-US"/>
+        </w:rPr>
+        <w:t>. Настройка Code Coverage</w:t>
       </w:r>
     </w:p>
     <w:p>
@@ -28233,99 +29325,154 @@
           <w:color w:val="C8D3F5"/>
           <w:sz w:val="20"/>
           <w:szCs w:val="20"/>
-          <w:lang w:val="en-US"/>
-        </w:rPr>
-      </w:pPr>
-      <w:r>
-        <w:rPr>
-          <w:rFonts w:ascii="Courier New" w:eastAsia="Courier New" w:hAnsi="Courier New" w:cs="Courier New"/>
-          <w:noProof/>
-          <w:color w:val="C8D3F5"/>
-          <w:sz w:val="20"/>
-          <w:szCs w:val="20"/>
-          <w:lang w:val="en-US"/>
-        </w:rPr>
-        <w:t xml:space="preserve">  &lt;/ItemGroup&gt;</w:t>
-      </w:r>
-    </w:p>
-    <w:p>
-      <w:pPr>
-        <w:pBdr>
-          <w:left w:val="single" w:sz="4" w:space="0" w:color="4A90D9"/>
-          <w:bottom w:val="single" w:sz="4" w:space="0" w:color="4A90D9"/>
-          <w:right w:val="single" w:sz="4" w:space="0" w:color="4A90D9"/>
-        </w:pBdr>
-        <w:shd w:val="clear" w:color="auto" w:fill="1E2030"/>
-        <w:spacing w:line="200" w:lineRule="exact"/>
-        <w:ind w:right="27"/>
-        <w:rPr>
-          <w:rFonts w:ascii="Courier New" w:eastAsia="Courier New" w:hAnsi="Courier New" w:cs="Courier New"/>
-          <w:noProof/>
-          <w:color w:val="C8D3F5"/>
-          <w:sz w:val="20"/>
-          <w:szCs w:val="20"/>
-          <w:lang w:val="en-US"/>
-        </w:rPr>
-      </w:pPr>
-    </w:p>
-    <w:p>
-      <w:pPr>
-        <w:pBdr>
-          <w:left w:val="single" w:sz="4" w:space="0" w:color="4A90D9"/>
-          <w:bottom w:val="single" w:sz="4" w:space="0" w:color="4A90D9"/>
-          <w:right w:val="single" w:sz="4" w:space="0" w:color="4A90D9"/>
-        </w:pBdr>
-        <w:shd w:val="clear" w:color="auto" w:fill="1E2030"/>
-        <w:spacing w:line="200" w:lineRule="exact"/>
-        <w:ind w:right="27"/>
-        <w:rPr>
-          <w:rFonts w:ascii="Courier New" w:eastAsia="Courier New" w:hAnsi="Courier New" w:cs="Courier New"/>
-          <w:noProof/>
-          <w:color w:val="C8D3F5"/>
-          <w:sz w:val="20"/>
-          <w:szCs w:val="20"/>
-          <w:lang w:val="en-US"/>
-        </w:rPr>
-      </w:pPr>
-      <w:r>
-        <w:rPr>
-          <w:rFonts w:ascii="Courier New" w:eastAsia="Courier New" w:hAnsi="Courier New" w:cs="Courier New"/>
-          <w:noProof/>
-          <w:color w:val="C8D3F5"/>
-          <w:sz w:val="20"/>
-          <w:szCs w:val="20"/>
-          <w:lang w:val="en-US"/>
-        </w:rPr>
-        <w:t>&lt;/Project&gt;</w:t>
-      </w:r>
-    </w:p>
-    <w:p>
-      <w:pPr>
-        <w:pBdr>
-          <w:left w:val="single" w:sz="4" w:space="0" w:color="4A90D9"/>
-          <w:bottom w:val="single" w:sz="4" w:space="0" w:color="4A90D9"/>
-          <w:right w:val="single" w:sz="4" w:space="0" w:color="4A90D9"/>
-        </w:pBdr>
-        <w:shd w:val="clear" w:color="auto" w:fill="1E2030"/>
-        <w:spacing w:line="200" w:lineRule="exact"/>
-        <w:ind w:right="27"/>
-        <w:rPr>
-          <w:rFonts w:ascii="Courier New" w:eastAsia="Courier New" w:hAnsi="Courier New" w:cs="Courier New"/>
-          <w:noProof/>
-          <w:color w:val="C8D3F5"/>
-          <w:sz w:val="20"/>
-          <w:szCs w:val="20"/>
-          <w:lang w:val="en-US"/>
-        </w:rPr>
-      </w:pPr>
-      <w:r>
-        <w:rPr>
-          <w:rFonts w:ascii="Courier New" w:eastAsia="Courier New" w:hAnsi="Courier New" w:cs="Courier New"/>
-          <w:noProof/>
-          <w:color w:val="C8D3F5"/>
-          <w:sz w:val="20"/>
-          <w:szCs w:val="20"/>
-          <w:lang w:val="en-US"/>
+          <w:lang w:val="ru-RU"/>
+        </w:rPr>
+      </w:pPr>
+      <w:r>
+        <w:rPr>
+          <w:rFonts w:ascii="Courier New" w:eastAsia="Courier New" w:hAnsi="Courier New" w:cs="Courier New"/>
+          <w:noProof/>
+          <w:color w:val="C8D3F5"/>
+          <w:sz w:val="20"/>
+          <w:szCs w:val="20"/>
+          <w:lang w:val="en-US"/>
+        </w:rPr>
+        <w:t xml:space="preserve">  </w:t>
+      </w:r>
+      <w:r>
+        <w:rPr>
+          <w:rFonts w:ascii="Courier New" w:eastAsia="Courier New" w:hAnsi="Courier New" w:cs="Courier New"/>
+          <w:noProof/>
+          <w:color w:val="C8D3F5"/>
+          <w:sz w:val="20"/>
+          <w:szCs w:val="20"/>
+          <w:lang w:val="ru-RU"/>
+        </w:rPr>
+        <w:t>&lt;/</w:t>
+      </w:r>
+      <w:r>
+        <w:rPr>
+          <w:rFonts w:ascii="Courier New" w:eastAsia="Courier New" w:hAnsi="Courier New" w:cs="Courier New"/>
+          <w:noProof/>
+          <w:color w:val="C8D3F5"/>
+          <w:sz w:val="20"/>
+          <w:szCs w:val="20"/>
+          <w:lang w:val="en-US"/>
+        </w:rPr>
+        <w:t>ItemGroup</w:t>
+      </w:r>
+      <w:r>
+        <w:rPr>
+          <w:rFonts w:ascii="Courier New" w:eastAsia="Courier New" w:hAnsi="Courier New" w:cs="Courier New"/>
+          <w:noProof/>
+          <w:color w:val="C8D3F5"/>
+          <w:sz w:val="20"/>
+          <w:szCs w:val="20"/>
+          <w:lang w:val="ru-RU"/>
+        </w:rPr>
+        <w:t>&gt;</w:t>
+      </w:r>
+    </w:p>
+    <w:p>
+      <w:pPr>
+        <w:pBdr>
+          <w:left w:val="single" w:sz="4" w:space="0" w:color="4A90D9"/>
+          <w:bottom w:val="single" w:sz="4" w:space="0" w:color="4A90D9"/>
+          <w:right w:val="single" w:sz="4" w:space="0" w:color="4A90D9"/>
+        </w:pBdr>
+        <w:shd w:val="clear" w:color="auto" w:fill="1E2030"/>
+        <w:spacing w:line="200" w:lineRule="exact"/>
+        <w:ind w:right="27"/>
+        <w:rPr>
+          <w:rFonts w:ascii="Courier New" w:eastAsia="Courier New" w:hAnsi="Courier New" w:cs="Courier New"/>
+          <w:noProof/>
+          <w:color w:val="C8D3F5"/>
+          <w:sz w:val="20"/>
+          <w:szCs w:val="20"/>
+          <w:lang w:val="ru-RU"/>
+        </w:rPr>
+      </w:pPr>
+    </w:p>
+    <w:p>
+      <w:pPr>
+        <w:pBdr>
+          <w:left w:val="single" w:sz="4" w:space="0" w:color="4A90D9"/>
+          <w:bottom w:val="single" w:sz="4" w:space="0" w:color="4A90D9"/>
+          <w:right w:val="single" w:sz="4" w:space="0" w:color="4A90D9"/>
+        </w:pBdr>
+        <w:shd w:val="clear" w:color="auto" w:fill="1E2030"/>
+        <w:spacing w:line="200" w:lineRule="exact"/>
+        <w:ind w:right="27"/>
+        <w:rPr>
+          <w:rFonts w:ascii="Courier New" w:eastAsia="Courier New" w:hAnsi="Courier New" w:cs="Courier New"/>
+          <w:noProof/>
+          <w:color w:val="C8D3F5"/>
+          <w:sz w:val="20"/>
+          <w:szCs w:val="20"/>
+          <w:lang w:val="ru-RU"/>
+        </w:rPr>
+      </w:pPr>
+      <w:r>
+        <w:rPr>
+          <w:rFonts w:ascii="Courier New" w:eastAsia="Courier New" w:hAnsi="Courier New" w:cs="Courier New"/>
+          <w:noProof/>
+          <w:color w:val="C8D3F5"/>
+          <w:sz w:val="20"/>
+          <w:szCs w:val="20"/>
+          <w:lang w:val="ru-RU"/>
+        </w:rPr>
+        <w:t>&lt;/</w:t>
+      </w:r>
+      <w:r>
+        <w:rPr>
+          <w:rFonts w:ascii="Courier New" w:eastAsia="Courier New" w:hAnsi="Courier New" w:cs="Courier New"/>
+          <w:noProof/>
+          <w:color w:val="C8D3F5"/>
+          <w:sz w:val="20"/>
+          <w:szCs w:val="20"/>
+          <w:lang w:val="en-US"/>
+        </w:rPr>
+        <w:t>Project</w:t>
+      </w:r>
+      <w:r>
+        <w:rPr>
+          <w:rFonts w:ascii="Courier New" w:eastAsia="Courier New" w:hAnsi="Courier New" w:cs="Courier New"/>
+          <w:noProof/>
+          <w:color w:val="C8D3F5"/>
+          <w:sz w:val="20"/>
+          <w:szCs w:val="20"/>
+          <w:lang w:val="ru-RU"/>
+        </w:rPr>
+        <w:t>&gt;</w:t>
+      </w:r>
+    </w:p>
+    <w:p>
+      <w:pPr>
+        <w:pBdr>
+          <w:left w:val="single" w:sz="4" w:space="0" w:color="4A90D9"/>
+          <w:bottom w:val="single" w:sz="4" w:space="0" w:color="4A90D9"/>
+          <w:right w:val="single" w:sz="4" w:space="0" w:color="4A90D9"/>
+        </w:pBdr>
+        <w:shd w:val="clear" w:color="auto" w:fill="1E2030"/>
+        <w:spacing w:line="200" w:lineRule="exact"/>
+        <w:ind w:right="27"/>
+        <w:rPr>
+          <w:rFonts w:ascii="Courier New" w:eastAsia="Courier New" w:hAnsi="Courier New" w:cs="Courier New"/>
+          <w:noProof/>
+          <w:color w:val="C8D3F5"/>
+          <w:sz w:val="20"/>
+          <w:szCs w:val="20"/>
+          <w:lang w:val="ru-RU"/>
+        </w:rPr>
+      </w:pPr>
+      <w:r>
+        <w:rPr>
+          <w:rFonts w:ascii="Courier New" w:eastAsia="Courier New" w:hAnsi="Courier New" w:cs="Courier New"/>
+          <w:noProof/>
+          <w:color w:val="C8D3F5"/>
+          <w:sz w:val="20"/>
+          <w:szCs w:val="20"/>
+          <w:lang w:val="ru-RU"/>
         </w:rPr>
         <w:t>Запуск тестов с покрытием кода:</w:t>
       </w:r>
@@ -28574,7 +29721,25 @@
                 <w:noProof/>
                 <w:lang w:val="en-US"/>
               </w:rPr>
-              <w:t>▶️ Выполнение тестов в VS 2026</w:t>
+              <w:t>▶</w:t>
+            </w:r>
+            <w:r>
+              <w:rPr>
+                <w:b/>
+                <w:bCs/>
+                <w:noProof/>
+                <w:lang w:val="en-US"/>
+              </w:rPr>
+              <w:t>️</w:t>
+            </w:r>
+            <w:r>
+              <w:rPr>
+                <w:b/>
+                <w:bCs/>
+                <w:noProof/>
+                <w:lang w:val="en-US"/>
+              </w:rPr>
+              <w:t xml:space="preserve"> Выполнение тестов в VS 2026</w:t>
             </w:r>
           </w:p>
         </w:tc>
@@ -28815,7 +29980,25 @@
                 <w:noProof/>
                 <w:lang w:val="en-US"/>
               </w:rPr>
-              <w:t>📊 Интерпретация Code Coverage</w:t>
+              <w:t>📊</w:t>
+            </w:r>
+            <w:r>
+              <w:rPr>
+                <w:b/>
+                <w:bCs/>
+                <w:noProof/>
+                <w:lang w:val="en-US"/>
+              </w:rPr>
+              <w:t xml:space="preserve"> Интерпретация Code </w:t>
+            </w:r>
+            <w:r>
+              <w:rPr>
+                <w:b/>
+                <w:bCs/>
+                <w:noProof/>
+                <w:lang w:val="en-US"/>
+              </w:rPr>
+              <w:t>Coverage</w:t>
             </w:r>
           </w:p>
         </w:tc>
@@ -28935,7 +30118,14 @@
           <w:noProof/>
           <w:lang w:val="en-US"/>
         </w:rPr>
-        <w:t>Шаг 13. Полный файл RecipeSearchApp.Tests.csproj</w:t>
+        <w:t xml:space="preserve">Шаг 13. Полный файл </w:t>
+      </w:r>
+      <w:r>
+        <w:rPr>
+          <w:noProof/>
+          <w:lang w:val="en-US"/>
+        </w:rPr>
+        <w:t>RecipeSearchApp.Tests.csproj</w:t>
       </w:r>
     </w:p>
     <w:p>
@@ -29998,7 +31188,16 @@
                 <w:noProof/>
                 <w:lang w:val="en-US"/>
               </w:rPr>
-              <w:t>✅ Результаты практической работы</w:t>
+              <w:t>✅</w:t>
+            </w:r>
+            <w:r>
+              <w:rPr>
+                <w:b/>
+                <w:bCs/>
+                <w:noProof/>
+                <w:lang w:val="en-US"/>
+              </w:rPr>
+              <w:t xml:space="preserve"> Результаты практической работы</w:t>
             </w:r>
           </w:p>
         </w:tc>
@@ -30187,13 +31386,13 @@
               <w:jc w:val="both"/>
               <w:rPr>
                 <w:noProof/>
-                <w:lang w:val="ru-RU"/>
+                <w:lang w:val="en-US"/>
               </w:rPr>
             </w:pPr>
             <w:r>
               <w:rPr>
                 <w:noProof/>
-                <w:lang w:val="ru-RU"/>
+                <w:lang w:val="en-US"/>
               </w:rPr>
               <w:t xml:space="preserve">• </w:t>
             </w:r>
@@ -30207,7 +31406,7 @@
             <w:r>
               <w:rPr>
                 <w:noProof/>
-                <w:lang w:val="ru-RU"/>
+                <w:lang w:val="en-US"/>
               </w:rPr>
               <w:t>/</w:t>
             </w:r>
@@ -30221,7 +31420,7 @@
             <w:r>
               <w:rPr>
                 <w:noProof/>
-                <w:lang w:val="ru-RU"/>
+                <w:lang w:val="en-US"/>
               </w:rPr>
               <w:t xml:space="preserve"> </w:t>
             </w:r>
@@ -30235,9 +31434,23 @@
             <w:r>
               <w:rPr>
                 <w:noProof/>
+                <w:lang w:val="en-US"/>
+              </w:rPr>
+              <w:t xml:space="preserve"> </w:t>
+            </w:r>
+            <w:r>
+              <w:rPr>
+                <w:noProof/>
                 <w:lang w:val="ru-RU"/>
               </w:rPr>
-              <w:t xml:space="preserve"> с </w:t>
+              <w:t>с</w:t>
+            </w:r>
+            <w:r>
+              <w:rPr>
+                <w:noProof/>
+                <w:lang w:val="en-US"/>
+              </w:rPr>
+              <w:t xml:space="preserve"> </w:t>
             </w:r>
             <w:r>
               <w:rPr>
@@ -30249,7 +31462,7 @@
             <w:r>
               <w:rPr>
                 <w:noProof/>
-                <w:lang w:val="ru-RU"/>
+                <w:lang w:val="en-US"/>
               </w:rPr>
               <w:t xml:space="preserve"> </w:t>
             </w:r>
@@ -30263,7 +31476,7 @@
             <w:r>
               <w:rPr>
                 <w:noProof/>
-                <w:lang w:val="ru-RU"/>
+                <w:lang w:val="en-US"/>
               </w:rPr>
               <w:t xml:space="preserve"> </w:t>
             </w:r>
@@ -30327,7 +31540,14 @@
                 <w:noProof/>
                 <w:lang w:val="ru-RU"/>
               </w:rPr>
-              <w:t>• Автоматическую генерацию отчётов</w:t>
+              <w:t xml:space="preserve">• </w:t>
+            </w:r>
+            <w:r>
+              <w:rPr>
+                <w:noProof/>
+                <w:lang w:val="ru-RU"/>
+              </w:rPr>
+              <w:t>Автоматическую генерацию отчётов</w:t>
             </w:r>
           </w:p>
           <w:p>
@@ -30555,7 +31775,25 @@
                 <w:noProof/>
                 <w:lang w:val="en-US"/>
               </w:rPr>
-              <w:t>🎓 Ключевые концепции тестирования</w:t>
+              <w:t>🎓</w:t>
+            </w:r>
+            <w:r>
+              <w:rPr>
+                <w:b/>
+                <w:bCs/>
+                <w:noProof/>
+                <w:lang w:val="en-US"/>
+              </w:rPr>
+              <w:t xml:space="preserve"> Ключевые концепции </w:t>
+            </w:r>
+            <w:r>
+              <w:rPr>
+                <w:b/>
+                <w:bCs/>
+                <w:noProof/>
+                <w:lang w:val="en-US"/>
+              </w:rPr>
+              <w:t>тестирования</w:t>
             </w:r>
           </w:p>
         </w:tc>
@@ -30901,6 +32139,46 @@
           <w:lang w:val="ru-RU"/>
         </w:rPr>
       </w:pPr>
+      <w:r>
+        <w:rPr>
+          <w:noProof/>
+        </w:rPr>
+        <w:drawing>
+          <wp:inline distT="0" distB="0" distL="0" distR="0" wp14:anchorId="7712600C" wp14:editId="53BA3FFB">
+            <wp:extent cx="6858000" cy="2083435"/>
+            <wp:effectExtent l="0" t="0" r="0" b="0"/>
+            <wp:docPr id="1" name="Рисунок 1"/>
+            <wp:cNvGraphicFramePr>
+              <a:graphicFrameLocks xmlns:a="http://schemas.openxmlformats.org/drawingml/2006/main" noChangeAspect="1"/>
+            </wp:cNvGraphicFramePr>
+            <a:graphic xmlns:a="http://schemas.openxmlformats.org/drawingml/2006/main">
+              <a:graphicData uri="http://schemas.openxmlformats.org/drawingml/2006/picture">
+                <pic:pic xmlns:pic="http://schemas.openxmlformats.org/drawingml/2006/picture">
+                  <pic:nvPicPr>
+                    <pic:cNvPr id="1" name=""/>
+                    <pic:cNvPicPr/>
+                  </pic:nvPicPr>
+                  <pic:blipFill>
+                    <a:blip r:embed="rId5"/>
+                    <a:stretch>
+                      <a:fillRect/>
+                    </a:stretch>
+                  </pic:blipFill>
+                  <pic:spPr>
+                    <a:xfrm>
+                      <a:off x="0" y="0"/>
+                      <a:ext cx="6858000" cy="2083435"/>
+                    </a:xfrm>
+                    <a:prstGeom prst="rect">
+                      <a:avLst/>
+                    </a:prstGeom>
+                  </pic:spPr>
+                </pic:pic>
+              </a:graphicData>
+            </a:graphic>
+          </wp:inline>
+        </w:drawing>
+      </w:r>
     </w:p>
     <w:sectPr>
       <w:pgSz w:w="12240" w:h="15840"/>
@@ -30913,7 +32191,7 @@
 </file>
 
 <file path=word/numbering.xml><?xml version="1.0" encoding="utf-8"?>
-<w:numbering xmlns:wpc="http://schemas.microsoft.com/office/word/2010/wordprocessingCanvas" xmlns:cx="http://schemas.microsoft.com/office/drawing/2014/chartex" xmlns:cx1="http://schemas.microsoft.com/office/drawing/2015/9/8/chartex" xmlns:cx2="http://schemas.microsoft.com/office/drawing/2015/10/21/chartex" xmlns:cx3="http://schemas.microsoft.com/office/drawing/2016/5/9/chartex" xmlns:cx4="http://schemas.microsoft.com/office/drawing/2016/5/10/chartex" xmlns:cx5="http://schemas.microsoft.com/office/drawing/2016/5/11/chartex" xmlns:cx6="http://schemas.microsoft.com/office/drawing/2016/5/12/chartex" xmlns:cx7="http://schemas.microsoft.com/office/drawing/2016/5/13/chartex" xmlns:cx8="http://schemas.microsoft.com/office/drawing/2016/5/14/chartex" xmlns:mc="http://schemas.openxmlformats.org/markup-compatibility/2006" xmlns:aink="http://schemas.microsoft.com/office/drawing/2016/ink" xmlns:am3d="http://schemas.microsoft.com/office/drawing/2017/model3d" xmlns:o="urn:schemas-microsoft-com:office:office" xmlns:oel="http://schemas.microsoft.com/office/2019/extlst" xmlns:r="http://schemas.openxmlformats.org/officeDocument/2006/relationships" xmlns:m="http://schemas.openxmlformats.org/officeDocument/2006/math" xmlns:v="urn:schemas-microsoft-com:vml" xmlns:wp14="http://schemas.microsoft.com/office/word/2010/wordprocessingDrawing" xmlns:wp="http://schemas.openxmlformats.org/drawingml/2006/wordprocessingDrawing" xmlns:w10="urn:schemas-microsoft-com:office:word" xmlns:w="http://schemas.openxmlformats.org/wordprocessingml/2006/main" xmlns:w14="http://schemas.microsoft.com/office/word/2010/wordml" xmlns:w15="http://schemas.microsoft.com/office/word/2012/wordml" xmlns:w16cex="http://schemas.microsoft.com/office/word/2018/wordml/cex" xmlns:w16cid="http://schemas.microsoft.com/office/word/2016/wordml/cid" xmlns:w16="http://schemas.microsoft.com/office/word/2018/wordml" xmlns:w16sdtdh="http://schemas.microsoft.com/office/word/2020/wordml/sdtdatahash" xmlns:w16se="http://schemas.microsoft.com/office/word/2015/wordml/symex" xmlns:wpg="http://schemas.microsoft.com/office/word/2010/wordprocessingGroup" xmlns:wpi="http://schemas.microsoft.com/office/word/2010/wordprocessingInk" xmlns:wne="http://schemas.microsoft.com/office/word/2006/wordml" xmlns:wps="http://schemas.microsoft.com/office/word/2010/wordprocessingShape" mc:Ignorable="w14 w15 w16se w16cid w16 w16cex w16sdtdh wp14">
+<w:numbering xmlns:wpc="http://schemas.microsoft.com/office/word/2010/wordprocessingCanvas" xmlns:cx="http://schemas.microsoft.com/office/drawing/2014/chartex" xmlns:cx1="http://schemas.microsoft.com/office/drawing/2015/9/8/chartex" xmlns:cx2="http://schemas.microsoft.com/office/drawing/2015/10/21/chartex" xmlns:cx3="http://schemas.microsoft.com/office/drawing/2016/5/9/chartex" xmlns:cx4="http://schemas.microsoft.com/office/drawing/2016/5/10/chartex" xmlns:cx5="http://schemas.microsoft.com/office/drawing/2016/5/11/chartex" xmlns:cx6="http://schemas.microsoft.com/office/drawing/2016/5/12/chartex" xmlns:cx7="http://schemas.microsoft.com/office/drawing/2016/5/13/chartex" xmlns:cx8="http://schemas.microsoft.com/office/drawing/2016/5/14/chartex" xmlns:mc="http://schemas.openxmlformats.org/markup-compatibility/2006" xmlns:aink="http://schemas.microsoft.com/office/drawing/2016/ink" xmlns:am3d="http://schemas.microsoft.com/office/drawing/2017/model3d" xmlns:o="urn:schemas-microsoft-com:office:office" xmlns:r="http://schemas.openxmlformats.org/officeDocument/2006/relationships" xmlns:m="http://schemas.openxmlformats.org/officeDocument/2006/math" xmlns:v="urn:schemas-microsoft-com:vml" xmlns:wp14="http://schemas.microsoft.com/office/word/2010/wordprocessingDrawing" xmlns:wp="http://schemas.openxmlformats.org/drawingml/2006/wordprocessingDrawing" xmlns:w10="urn:schemas-microsoft-com:office:word" xmlns:w="http://schemas.openxmlformats.org/wordprocessingml/2006/main" xmlns:w14="http://schemas.microsoft.com/office/word/2010/wordml" xmlns:w15="http://schemas.microsoft.com/office/word/2012/wordml" xmlns:w16cex="http://schemas.microsoft.com/office/word/2018/wordml/cex" xmlns:w16cid="http://schemas.microsoft.com/office/word/2016/wordml/cid" xmlns:w16="http://schemas.microsoft.com/office/word/2018/wordml" xmlns:w16sdtdh="http://schemas.microsoft.com/office/word/2020/wordml/sdtdatahash" xmlns:w16se="http://schemas.microsoft.com/office/word/2015/wordml/symex" xmlns:wpg="http://schemas.microsoft.com/office/word/2010/wordprocessingGroup" xmlns:wpi="http://schemas.microsoft.com/office/word/2010/wordprocessingInk" xmlns:wne="http://schemas.microsoft.com/office/word/2006/wordml" xmlns:wps="http://schemas.microsoft.com/office/word/2010/wordprocessingShape" mc:Ignorable="w14 w15 w16se w16cid w16 w16cex w16sdtdh wp14">
   <w:abstractNum w:abstractNumId="0" w15:restartNumberingAfterBreak="0">
     <w:nsid w:val="058C7043"/>
     <w:multiLevelType w:val="hybridMultilevel"/>
@@ -31279,16 +32557,16 @@
       </w:pPr>
     </w:lvl>
   </w:abstractNum>
-  <w:num w:numId="1" w16cid:durableId="37823225">
+  <w:num w:numId="1">
     <w:abstractNumId w:val="3"/>
     <w:lvlOverride w:ilvl="0">
       <w:startOverride w:val="1"/>
     </w:lvlOverride>
   </w:num>
-  <w:num w:numId="2" w16cid:durableId="1959527713">
+  <w:num w:numId="2">
     <w:abstractNumId w:val="2"/>
   </w:num>
-  <w:num w:numId="3" w16cid:durableId="354700682">
+  <w:num w:numId="3">
     <w:abstractNumId w:val="0"/>
   </w:num>
 </w:numbering>
@@ -31302,7 +32580,7 @@
         <w:rFonts w:ascii="Arial" w:eastAsia="Arial" w:hAnsi="Arial" w:cs="Arial"/>
         <w:sz w:val="24"/>
         <w:szCs w:val="24"/>
-        <w:lang w:val="ru-KZ" w:eastAsia="ru-KZ" w:bidi="ar-SA"/>
+        <w:lang w:bidi="ar-SA"/>
       </w:rPr>
     </w:rPrDefault>
     <w:pPrDefault/>
